--- a/fuentes/124108_CF04_DU.docx
+++ b/fuentes/124108_CF04_DU.docx
@@ -2249,6 +2249,21 @@
     </w:p>
     <w:p>
       <w:pPr>
+        <w:spacing w:before="0" w:after="160" w:line="259" w:lineRule="auto"/>
+        <w:ind w:firstLine="0"/>
+        <w:rPr>
+          <w:lang w:val="es-419" w:eastAsia="es-CO"/>
+        </w:rPr>
+      </w:pPr>
+      <w:r>
+        <w:rPr>
+          <w:lang w:val="es-419" w:eastAsia="es-CO"/>
+        </w:rPr>
+        <w:br w:type="page"/>
+      </w:r>
+    </w:p>
+    <w:p>
+      <w:pPr>
         <w:pStyle w:val="Prrafodelista"/>
         <w:numPr>
           <w:ilvl w:val="0"/>
@@ -2264,12 +2279,12 @@
           <w:b/>
           <w:bCs/>
         </w:rPr>
+        <w:lastRenderedPageBreak/>
         <w:t>Clasificación según su vigencia</w:t>
       </w:r>
     </w:p>
     <w:p>
       <w:r>
-        <w:lastRenderedPageBreak/>
         <w:t xml:space="preserve">La clasificación ayuda a identificar a los clientes que a la fecha están comprando </w:t>
       </w:r>
       <w:r>
@@ -2407,9 +2422,12 @@
     </w:p>
     <w:p>
       <w:pPr>
-        <w:pStyle w:val="Prrafodelista"/>
-        <w:ind w:left="1429" w:firstLine="0"/>
-      </w:pPr>
+        <w:spacing w:before="0" w:after="160" w:line="259" w:lineRule="auto"/>
+        <w:ind w:firstLine="0"/>
+      </w:pPr>
+      <w:r>
+        <w:br w:type="page"/>
+      </w:r>
     </w:p>
     <w:p>
       <w:pPr>
@@ -2428,6 +2446,7 @@
           <w:b/>
           <w:bCs/>
         </w:rPr>
+        <w:lastRenderedPageBreak/>
         <w:t>Clasificación según el volumen de compra</w:t>
       </w:r>
     </w:p>
@@ -2449,7 +2468,6 @@
           <w:b/>
           <w:bCs/>
         </w:rPr>
-        <w:lastRenderedPageBreak/>
         <w:t>Clientes con alto volumen de compras</w:t>
       </w:r>
       <w:r>
@@ -2605,6 +2623,7 @@
           <w:b/>
           <w:bCs/>
         </w:rPr>
+        <w:lastRenderedPageBreak/>
         <w:t>Clasificación según el grado de influencia</w:t>
       </w:r>
     </w:p>
@@ -2645,7 +2664,6 @@
           <w:b/>
           <w:bCs/>
         </w:rPr>
-        <w:lastRenderedPageBreak/>
         <w:t>Clientes de regular influencia</w:t>
       </w:r>
       <w:r>
@@ -2790,6 +2808,7 @@
       </w:pPr>
       <w:bookmarkStart w:id="4" w:name="_Toc232861117"/>
       <w:r>
+        <w:lastRenderedPageBreak/>
         <w:t>Tipos y técnicas de servicio al cliente</w:t>
       </w:r>
       <w:bookmarkEnd w:id="4"/>
@@ -2837,27 +2856,94 @@
         <w:rPr>
           <w:lang w:val="es-419" w:eastAsia="es-CO"/>
         </w:rPr>
-        <w:t xml:space="preserve">Constituye en una herramienta de negociación para fijar la calidad del servicio comprometido, se da entre el cliente y el proveedor. Estos ANS ayudan a gestionar </w:t>
+        <w:t>Constituye en una herramienta de negociación para fijar la calidad del servicio comprometido, se da entre el cliente y el proveedor. Estos ANS ayudan a gestionar aspectos como tiempo de respuesta, personal asignado al servicio, garantía, servicio posventa y otras características del servicio, los cuales deben estar descritos como acciones comprometidas entre las partes. En el documento es una promesa de servicio, y cuando se cumpla y se supere el nivel comprometido aumenta la competitividad y genera diferencia con respecto a la competencia.</w:t>
+      </w:r>
+    </w:p>
+    <w:p>
+      <w:pPr>
+        <w:rPr>
+          <w:lang w:val="es-419" w:eastAsia="es-CO"/>
+        </w:rPr>
+      </w:pPr>
+      <w:r>
+        <w:rPr>
+          <w:lang w:val="es-419" w:eastAsia="es-CO"/>
+        </w:rPr>
+        <w:t>Los acuerdos de niveles de servicios son punto de referencia para la mejora continua, ya que genera insumos por la medición de niveles de servicio que se está prestando.</w:t>
+      </w:r>
+    </w:p>
+    <w:p>
+      <w:pPr>
+        <w:rPr>
+          <w:b/>
+          <w:bCs/>
+          <w:lang w:val="es-419" w:eastAsia="es-CO"/>
+        </w:rPr>
+      </w:pPr>
+      <w:r>
+        <w:rPr>
+          <w:b/>
+          <w:bCs/>
+          <w:lang w:val="es-419" w:eastAsia="es-CO"/>
+        </w:rPr>
+        <w:t>Evaluación del servicio</w:t>
+      </w:r>
+    </w:p>
+    <w:p>
+      <w:pPr>
+        <w:rPr>
+          <w:lang w:val="es-419" w:eastAsia="es-CO"/>
+        </w:rPr>
+      </w:pPr>
+      <w:r>
+        <w:rPr>
+          <w:lang w:val="es-419" w:eastAsia="es-CO"/>
+        </w:rPr>
+        <w:t>El servicio es un valor subjetivo y no tangible, depende del punto de vista del cliente, por eso puede variar significativamente; ya que se hace necesari</w:t>
+      </w:r>
+      <w:r>
+        <w:rPr>
+          <w:lang w:val="es-419" w:eastAsia="es-CO"/>
+        </w:rPr>
+        <w:t>a</w:t>
+      </w:r>
+      <w:r>
+        <w:rPr>
+          <w:lang w:val="es-419" w:eastAsia="es-CO"/>
+        </w:rPr>
+        <w:t xml:space="preserve"> la generación de métodos de tabulación de información que produzcan los instrumentos de evaluación del producto y el servicio. Los resultados que arrojen estos ayudará</w:t>
+      </w:r>
+      <w:r>
+        <w:rPr>
+          <w:lang w:val="es-419" w:eastAsia="es-CO"/>
+        </w:rPr>
+        <w:t>n</w:t>
+      </w:r>
+      <w:r>
+        <w:rPr>
+          <w:lang w:val="es-419" w:eastAsia="es-CO"/>
+        </w:rPr>
+        <w:t xml:space="preserve"> a mejorar procesos y acciones de la organización para la fidelización de los clientes. Esta </w:t>
       </w:r>
       <w:r>
         <w:rPr>
           <w:lang w:val="es-419" w:eastAsia="es-CO"/>
         </w:rPr>
         <w:lastRenderedPageBreak/>
-        <w:t>aspectos como tiempo de respuesta, personal asignado al servicio, garantía, servicio posventa y otras características del servicio, los cuales deben estar descritos como acciones comprometidas entre las partes. En el documento es una promesa de servicio, y cuando se cumpla y se supere el nivel comprometido aumenta la competitividad y genera diferencia con respecto a la competencia.</w:t>
-      </w:r>
-    </w:p>
-    <w:p>
-      <w:pPr>
-        <w:rPr>
-          <w:lang w:val="es-419" w:eastAsia="es-CO"/>
-        </w:rPr>
-      </w:pPr>
-      <w:r>
-        <w:rPr>
-          <w:lang w:val="es-419" w:eastAsia="es-CO"/>
-        </w:rPr>
-        <w:t>Los acuerdos de niveles de servicios son punto de referencia para la mejora continua, ya que genera insumos por la medición de niveles de servicio que se está prestando.</w:t>
+        <w:t>evaluación permite generar directrices de cambio en procura de lograr cumplir los ANS. Uno de los instrumentos puede ser:</w:t>
+      </w:r>
+    </w:p>
+    <w:p>
+      <w:pPr>
+        <w:rPr>
+          <w:lang w:val="es-419" w:eastAsia="es-CO"/>
+        </w:rPr>
+      </w:pPr>
+      <w:r>
+        <w:rPr>
+          <w:lang w:val="es-419" w:eastAsia="es-CO"/>
+        </w:rPr>
+        <w:t>Libreta de calificación del cliente que permite calificar el nivel del servicio que el cliente vive, estructurado en tres niveles: 1. Atributos clave de la calidad del servicio, 2. La importancia relativa de los atributos, 3. Puntaje del negocio en atributos.</w:t>
       </w:r>
     </w:p>
     <w:p>
@@ -2874,74 +2960,23 @@
           <w:bCs/>
           <w:lang w:val="es-419" w:eastAsia="es-CO"/>
         </w:rPr>
-        <w:t>Evaluación del servicio</w:t>
-      </w:r>
-    </w:p>
-    <w:p>
-      <w:pPr>
-        <w:rPr>
-          <w:lang w:val="es-419" w:eastAsia="es-CO"/>
-        </w:rPr>
-      </w:pPr>
-      <w:r>
-        <w:rPr>
-          <w:lang w:val="es-419" w:eastAsia="es-CO"/>
-        </w:rPr>
-        <w:t>El servicio es un valor subjetivo y no tangible, depende del punto de vista del cliente, por eso puede variar significativamente; ya que se hace necesari</w:t>
-      </w:r>
-      <w:r>
-        <w:rPr>
-          <w:lang w:val="es-419" w:eastAsia="es-CO"/>
-        </w:rPr>
-        <w:t>a</w:t>
-      </w:r>
-      <w:r>
-        <w:rPr>
-          <w:lang w:val="es-419" w:eastAsia="es-CO"/>
-        </w:rPr>
-        <w:t xml:space="preserve"> la generación de métodos de tabulación de información que produzcan los instrumentos de evaluación del producto y el servicio. Los resultados que arrojen estos ayudará</w:t>
-      </w:r>
-      <w:r>
-        <w:rPr>
-          <w:lang w:val="es-419" w:eastAsia="es-CO"/>
-        </w:rPr>
-        <w:t>n</w:t>
-      </w:r>
-      <w:r>
-        <w:rPr>
-          <w:lang w:val="es-419" w:eastAsia="es-CO"/>
-        </w:rPr>
-        <w:t xml:space="preserve"> a mejorar procesos y acciones de la organización para la fidelización de los clientes. Esta evaluación permite generar directrices de cambio en procura de lograr cumplir los ANS. Uno de los instrumentos puede ser:</w:t>
-      </w:r>
-    </w:p>
-    <w:p>
-      <w:pPr>
-        <w:rPr>
-          <w:lang w:val="es-419" w:eastAsia="es-CO"/>
-        </w:rPr>
-      </w:pPr>
-      <w:r>
-        <w:rPr>
-          <w:lang w:val="es-419" w:eastAsia="es-CO"/>
-        </w:rPr>
-        <w:t>Libreta de calificación del cliente que permite calificar el nivel del servicio que el cliente vive, estructurado en tres niveles: 1. Atributos clave de la calidad del servicio, 2. La importancia relativa de los atributos, 3. Puntaje del negocio en atributos.</w:t>
-      </w:r>
-    </w:p>
-    <w:p>
-      <w:pPr>
+        <w:t>Manejo de</w:t>
+      </w:r>
+      <w:r>
         <w:rPr>
           <w:b/>
           <w:bCs/>
           <w:lang w:val="es-419" w:eastAsia="es-CO"/>
         </w:rPr>
-      </w:pPr>
+        <w:t xml:space="preserve"> </w:t>
+      </w:r>
       <w:r>
         <w:rPr>
           <w:b/>
           <w:bCs/>
           <w:lang w:val="es-419" w:eastAsia="es-CO"/>
         </w:rPr>
-        <w:t>Manejo de</w:t>
+        <w:t>peticiones</w:t>
       </w:r>
       <w:r>
         <w:rPr>
@@ -2949,77 +2984,54 @@
           <w:bCs/>
           <w:lang w:val="es-419" w:eastAsia="es-CO"/>
         </w:rPr>
+        <w:t>,</w:t>
+      </w:r>
+      <w:r>
+        <w:rPr>
+          <w:b/>
+          <w:bCs/>
+          <w:lang w:val="es-419" w:eastAsia="es-CO"/>
+        </w:rPr>
+        <w:t xml:space="preserve"> quejas, reclamos y sugerencia</w:t>
+      </w:r>
+      <w:r>
+        <w:rPr>
+          <w:b/>
+          <w:bCs/>
+          <w:lang w:val="es-419" w:eastAsia="es-CO"/>
+        </w:rPr>
+        <w:t>s</w:t>
+      </w:r>
+    </w:p>
+    <w:p>
+      <w:pPr>
+        <w:rPr>
+          <w:lang w:val="es-419" w:eastAsia="es-CO"/>
+        </w:rPr>
+      </w:pPr>
+      <w:r>
+        <w:rPr>
+          <w:lang w:val="es-419" w:eastAsia="es-CO"/>
+        </w:rPr>
+        <w:t>Las PQRS son actividades básicas del proceso de servicio al cliente que responden a sus necesidades, deseos y expectativas. Estas ayudan a crear estrategias y programas de análisis y resolución efic</w:t>
+      </w:r>
+      <w:r>
+        <w:rPr>
+          <w:lang w:val="es-419" w:eastAsia="es-CO"/>
+        </w:rPr>
+        <w:t>az</w:t>
+      </w:r>
+      <w:r>
+        <w:rPr>
+          <w:lang w:val="es-419" w:eastAsia="es-CO"/>
+        </w:rPr>
         <w:t xml:space="preserve"> </w:t>
       </w:r>
       <w:r>
         <w:rPr>
-          <w:b/>
-          <w:bCs/>
-          <w:lang w:val="es-419" w:eastAsia="es-CO"/>
-        </w:rPr>
-        <w:t>peticiones</w:t>
-      </w:r>
-      <w:r>
-        <w:rPr>
-          <w:b/>
-          <w:bCs/>
-          <w:lang w:val="es-419" w:eastAsia="es-CO"/>
-        </w:rPr>
-        <w:t>,</w:t>
-      </w:r>
-      <w:r>
-        <w:rPr>
-          <w:b/>
-          <w:bCs/>
-          <w:lang w:val="es-419" w:eastAsia="es-CO"/>
-        </w:rPr>
-        <w:t xml:space="preserve"> quejas, reclamos y sugerencia</w:t>
-      </w:r>
-      <w:r>
-        <w:rPr>
-          <w:b/>
-          <w:bCs/>
-          <w:lang w:val="es-419" w:eastAsia="es-CO"/>
-        </w:rPr>
-        <w:t>s</w:t>
-      </w:r>
-    </w:p>
-    <w:p>
-      <w:pPr>
-        <w:rPr>
-          <w:lang w:val="es-419" w:eastAsia="es-CO"/>
-        </w:rPr>
-      </w:pPr>
-      <w:r>
-        <w:rPr>
-          <w:lang w:val="es-419" w:eastAsia="es-CO"/>
-        </w:rPr>
-        <w:t>Las PQRS son actividades básicas del proceso de servicio al cliente que responden a sus necesidades, deseos y expectativas. Estas ayudan a crear estrategias y programas de análisis y resolución efic</w:t>
-      </w:r>
-      <w:r>
-        <w:rPr>
-          <w:lang w:val="es-419" w:eastAsia="es-CO"/>
-        </w:rPr>
-        <w:t>az</w:t>
-      </w:r>
-      <w:r>
-        <w:rPr>
-          <w:lang w:val="es-419" w:eastAsia="es-CO"/>
-        </w:rPr>
-        <w:t xml:space="preserve"> </w:t>
-      </w:r>
-      <w:r>
-        <w:rPr>
-          <w:lang w:val="es-419" w:eastAsia="es-CO"/>
-        </w:rPr>
-        <w:t xml:space="preserve">desde una escucha atenta y receptiva a las observaciones </w:t>
-      </w:r>
-      <w:r>
-        <w:rPr>
-          <w:lang w:val="es-419" w:eastAsia="es-CO"/>
-        </w:rPr>
-        <w:lastRenderedPageBreak/>
-        <w:t>de los clientes para dar una solución pronta a su reclamo. Esta acción puede garantizar clientes fieles y satisfec</w:t>
+          <w:lang w:val="es-419" w:eastAsia="es-CO"/>
+        </w:rPr>
+        <w:t>desde una escucha atenta y receptiva a las observaciones de los clientes para dar una solución pronta a su reclamo. Esta acción puede garantizar clientes fieles y satisfec</w:t>
       </w:r>
       <w:r>
         <w:rPr>
@@ -3193,6 +3205,25 @@
     </w:p>
     <w:p>
       <w:pPr>
+        <w:spacing w:before="0" w:after="160" w:line="259" w:lineRule="auto"/>
+        <w:ind w:firstLine="0"/>
+        <w:rPr>
+          <w:b/>
+          <w:bCs/>
+          <w:lang w:val="es-419" w:eastAsia="es-CO"/>
+        </w:rPr>
+      </w:pPr>
+      <w:r>
+        <w:rPr>
+          <w:b/>
+          <w:bCs/>
+          <w:lang w:val="es-419" w:eastAsia="es-CO"/>
+        </w:rPr>
+        <w:br w:type="page"/>
+      </w:r>
+    </w:p>
+    <w:p>
+      <w:pPr>
         <w:ind w:left="709" w:firstLine="0"/>
         <w:rPr>
           <w:b/>
@@ -3206,6 +3237,7 @@
           <w:bCs/>
           <w:lang w:val="es-419" w:eastAsia="es-CO"/>
         </w:rPr>
+        <w:lastRenderedPageBreak/>
         <w:t>Fidelización del servicio</w:t>
       </w:r>
     </w:p>
@@ -3261,70 +3293,70 @@
         <w:rPr>
           <w:lang w:val="es-419" w:eastAsia="es-CO"/>
         </w:rPr>
-        <w:t xml:space="preserve">con sus clientes para agilizar sus procesos y mejorar la rentabilidad, esto lo posibilita el CRM o gestión de relaciones con clientes, cuyo objetivo gira en torno a la actuación </w:t>
+        <w:t>con sus clientes para agilizar sus procesos y mejorar la rentabilidad, esto lo posibilita el CRM o gestión de relaciones con clientes, cuyo objetivo gira en torno a la actuación sistémica y coordinada de la empresa para garantizar que el cliente viva una experiencia que sobrepase sus expectativas.</w:t>
+      </w:r>
+    </w:p>
+    <w:p>
+      <w:pPr>
+        <w:rPr>
+          <w:lang w:val="es-419" w:eastAsia="es-CO"/>
+        </w:rPr>
+      </w:pPr>
+      <w:r>
+        <w:rPr>
+          <w:lang w:val="es-419" w:eastAsia="es-CO"/>
+        </w:rPr>
+        <w:t>Este sistema entrega información de sus clientes, que ayuda a incrementar el conocimiento acerca de ellos y construir relaciones altamente rentables y duraderas.</w:t>
+      </w:r>
+    </w:p>
+    <w:p>
+      <w:pPr>
+        <w:rPr>
+          <w:b/>
+          <w:bCs/>
+          <w:lang w:val="es-419" w:eastAsia="es-CO"/>
+        </w:rPr>
+      </w:pPr>
+      <w:r>
+        <w:rPr>
+          <w:b/>
+          <w:bCs/>
+          <w:lang w:val="es-419" w:eastAsia="es-CO"/>
+        </w:rPr>
+        <w:t>Valores que mejoran el servicio al cliente</w:t>
+      </w:r>
+    </w:p>
+    <w:p>
+      <w:pPr>
+        <w:rPr>
+          <w:lang w:val="es-419" w:eastAsia="es-CO"/>
+        </w:rPr>
+      </w:pPr>
+      <w:r>
+        <w:rPr>
+          <w:lang w:val="es-419" w:eastAsia="es-CO"/>
+        </w:rPr>
+        <w:t>El éxito de toda organización radica en el buen servicio, por eso el desafío es lograr un producto o servicio de calidad, en el marco de superación de expectativas del cliente y un servicio que lo cautive y lo convierta en facilitador para vincular a otros.</w:t>
+      </w:r>
+    </w:p>
+    <w:p>
+      <w:pPr>
+        <w:rPr>
+          <w:lang w:val="es-419" w:eastAsia="es-CO"/>
+        </w:rPr>
+      </w:pPr>
+      <w:r>
+        <w:rPr>
+          <w:lang w:val="es-419" w:eastAsia="es-CO"/>
+        </w:rPr>
+        <w:t xml:space="preserve">Es la identidad organizacional que encarna los valores y los irradia a dar seguridad, confianza y respaldo a los clientes, generando fortalecimiento empresarial. A </w:t>
       </w:r>
       <w:r>
         <w:rPr>
           <w:lang w:val="es-419" w:eastAsia="es-CO"/>
         </w:rPr>
         <w:lastRenderedPageBreak/>
-        <w:t>sistémica y coordinada de la empresa para garantizar que el cliente viva una experiencia que sobrepase sus expectativas.</w:t>
-      </w:r>
-    </w:p>
-    <w:p>
-      <w:pPr>
-        <w:rPr>
-          <w:lang w:val="es-419" w:eastAsia="es-CO"/>
-        </w:rPr>
-      </w:pPr>
-      <w:r>
-        <w:rPr>
-          <w:lang w:val="es-419" w:eastAsia="es-CO"/>
-        </w:rPr>
-        <w:t>Este sistema entrega información de sus clientes, que ayuda a incrementar el conocimiento acerca de ellos y construir relaciones altamente rentables y duraderas.</w:t>
-      </w:r>
-    </w:p>
-    <w:p>
-      <w:pPr>
-        <w:rPr>
-          <w:b/>
-          <w:bCs/>
-          <w:lang w:val="es-419" w:eastAsia="es-CO"/>
-        </w:rPr>
-      </w:pPr>
-      <w:r>
-        <w:rPr>
-          <w:b/>
-          <w:bCs/>
-          <w:lang w:val="es-419" w:eastAsia="es-CO"/>
-        </w:rPr>
-        <w:t>Valores que mejoran el servicio al cliente</w:t>
-      </w:r>
-    </w:p>
-    <w:p>
-      <w:pPr>
-        <w:rPr>
-          <w:lang w:val="es-419" w:eastAsia="es-CO"/>
-        </w:rPr>
-      </w:pPr>
-      <w:r>
-        <w:rPr>
-          <w:lang w:val="es-419" w:eastAsia="es-CO"/>
-        </w:rPr>
-        <w:t>El éxito de toda organización radica en el buen servicio, por eso el desafío es lograr un producto o servicio de calidad, en el marco de superación de expectativas del cliente y un servicio que lo cautive y lo convierta en facilitador para vincular a otros.</w:t>
-      </w:r>
-    </w:p>
-    <w:p>
-      <w:pPr>
-        <w:rPr>
-          <w:lang w:val="es-419" w:eastAsia="es-CO"/>
-        </w:rPr>
-      </w:pPr>
-      <w:r>
-        <w:rPr>
-          <w:lang w:val="es-419" w:eastAsia="es-CO"/>
-        </w:rPr>
-        <w:t xml:space="preserve">Es la identidad organizacional que encarna los valores y los irradia a dar seguridad, confianza y respaldo a los clientes, generando fortalecimiento empresarial. A continuación, </w:t>
+        <w:t xml:space="preserve">continuación, </w:t>
       </w:r>
       <w:r>
         <w:rPr>
@@ -3524,7 +3556,6 @@
           <w:bCs/>
           <w:lang w:val="es-419" w:eastAsia="es-CO"/>
         </w:rPr>
-        <w:lastRenderedPageBreak/>
         <w:t>Email</w:t>
       </w:r>
       <w:r>
@@ -3759,7 +3790,19 @@
         <w:rPr>
           <w:bCs/>
         </w:rPr>
-        <w:t xml:space="preserve">Cobra (citado por Macon, 2017, p. </w:t>
+        <w:t>Cobra (citado por Macon</w:t>
+      </w:r>
+      <w:r>
+        <w:rPr>
+          <w:bCs/>
+        </w:rPr>
+        <w:t>e</w:t>
+      </w:r>
+      <w:r>
+        <w:rPr>
+          <w:bCs/>
+        </w:rPr>
+        <w:t xml:space="preserve">, 2017, p. </w:t>
       </w:r>
       <w:r>
         <w:rPr>
@@ -3883,7 +3926,21 @@
         <w:rPr>
           <w:bCs/>
         </w:rPr>
-        <w:t>En atención a lo anterior, puede señalarse que la calidad de servicio está directamente asociada al concepto de cultura del servicio y que es responsabilidad de todos y cada uno de los miembros (directivos, fuerza de ventas, empleados), pero está claro que, en el actual escenario de permanente transformación, hipercompetitivo y lleno de desafíos se plantea que la calidad del servicio está focalizada en la capacidad de generar estrategias de adaptación de manera rápida, continua y coherente.</w:t>
+        <w:t xml:space="preserve">En atención a lo anterior, puede señalarse que la calidad de servicio está directamente asociada al concepto de cultura del servicio y que es responsabilidad de todos y cada uno de los miembros (directivos, fuerza de ventas, empleados), pero está claro que, en el actual escenario de permanente transformación, </w:t>
+      </w:r>
+      <w:proofErr w:type="spellStart"/>
+      <w:r>
+        <w:rPr>
+          <w:bCs/>
+        </w:rPr>
+        <w:t>hipercompetitivo</w:t>
+      </w:r>
+      <w:proofErr w:type="spellEnd"/>
+      <w:r>
+        <w:rPr>
+          <w:bCs/>
+        </w:rPr>
+        <w:t xml:space="preserve"> y lleno de desafíos se plantea que la calidad del servicio está focalizada en la capacidad de generar estrategias de adaptación de manera rápida, continua y coherente.</w:t>
       </w:r>
     </w:p>
     <w:p>
@@ -3985,7 +4042,7 @@
           </w:tcPr>
           <w:p>
             <w:pPr>
-              <w:ind w:firstLine="0"/>
+              <w:pStyle w:val="TextoTablas"/>
             </w:pPr>
             <w:r>
               <w:t>Año</w:t>
@@ -3998,7 +4055,7 @@
           </w:tcPr>
           <w:p>
             <w:pPr>
-              <w:ind w:firstLine="0"/>
+              <w:pStyle w:val="TextoTablas"/>
             </w:pPr>
             <w:r>
               <w:t>Dimensiones</w:t>
@@ -4011,7 +4068,7 @@
           </w:tcPr>
           <w:p>
             <w:pPr>
-              <w:ind w:firstLine="0"/>
+              <w:pStyle w:val="TextoTablas"/>
             </w:pPr>
             <w:r>
               <w:t>Modelos</w:t>
@@ -4029,7 +4086,7 @@
           </w:tcPr>
           <w:p>
             <w:pPr>
-              <w:ind w:firstLine="0"/>
+              <w:pStyle w:val="TextoTablas"/>
             </w:pPr>
             <w:r>
               <w:t>1984</w:t>
@@ -4045,7 +4102,7 @@
           </w:tcPr>
           <w:p>
             <w:pPr>
-              <w:ind w:firstLine="0"/>
+              <w:pStyle w:val="TextoTablas"/>
             </w:pPr>
             <w:r>
               <w:t>Énfasis en la calidad</w:t>
@@ -4067,7 +4124,7 @@
           </w:tcPr>
           <w:p>
             <w:pPr>
-              <w:ind w:firstLine="0"/>
+              <w:pStyle w:val="TextoTablas"/>
             </w:pPr>
             <w:r>
               <w:t>Imagen corporativa.</w:t>
@@ -4075,7 +4132,7 @@
           </w:p>
           <w:p>
             <w:pPr>
-              <w:ind w:firstLine="0"/>
+              <w:pStyle w:val="TextoTablas"/>
             </w:pPr>
             <w:r>
               <w:t>Calidad técnica.</w:t>
@@ -4083,7 +4140,7 @@
           </w:p>
           <w:p>
             <w:pPr>
-              <w:ind w:firstLine="0"/>
+              <w:pStyle w:val="TextoTablas"/>
             </w:pPr>
             <w:r>
               <w:t>Calidad funcional.</w:t>
@@ -4098,7 +4155,7 @@
           </w:tcPr>
           <w:p>
             <w:pPr>
-              <w:ind w:firstLine="0"/>
+              <w:pStyle w:val="TextoTablas"/>
             </w:pPr>
             <w:r>
               <w:t>1988</w:t>
@@ -4114,7 +4171,7 @@
           </w:tcPr>
           <w:p>
             <w:pPr>
-              <w:ind w:firstLine="0"/>
+              <w:pStyle w:val="TextoTablas"/>
             </w:pPr>
             <w:r>
               <w:t>Énfasis en la fiabilidad</w:t>
@@ -4136,7 +4193,7 @@
           </w:tcPr>
           <w:p>
             <w:pPr>
-              <w:ind w:firstLine="0"/>
+              <w:pStyle w:val="TextoTablas"/>
             </w:pPr>
             <w:r>
               <w:t>Elementos tangibles.</w:t>
@@ -4144,7 +4201,7 @@
           </w:p>
           <w:p>
             <w:pPr>
-              <w:ind w:firstLine="0"/>
+              <w:pStyle w:val="TextoTablas"/>
             </w:pPr>
             <w:r>
               <w:t>Fiabilidad.</w:t>
@@ -4152,7 +4209,7 @@
           </w:p>
           <w:p>
             <w:pPr>
-              <w:ind w:firstLine="0"/>
+              <w:pStyle w:val="TextoTablas"/>
             </w:pPr>
             <w:r>
               <w:t>Respuesta oportuna.</w:t>
@@ -4160,7 +4217,7 @@
           </w:p>
           <w:p>
             <w:pPr>
-              <w:ind w:firstLine="0"/>
+              <w:pStyle w:val="TextoTablas"/>
             </w:pPr>
             <w:r>
               <w:t>Seguridad.</w:t>
@@ -4168,7 +4225,7 @@
           </w:p>
           <w:p>
             <w:pPr>
-              <w:ind w:firstLine="0"/>
+              <w:pStyle w:val="TextoTablas"/>
             </w:pPr>
             <w:r>
               <w:t>Empatía.</w:t>
@@ -4186,10 +4243,9 @@
           </w:tcPr>
           <w:p>
             <w:pPr>
-              <w:ind w:firstLine="0"/>
+              <w:pStyle w:val="TextoTablas"/>
             </w:pPr>
             <w:r>
-              <w:lastRenderedPageBreak/>
               <w:t>1994</w:t>
             </w:r>
             <w:r>
@@ -4203,7 +4259,7 @@
           </w:tcPr>
           <w:p>
             <w:pPr>
-              <w:ind w:firstLine="0"/>
+              <w:pStyle w:val="TextoTablas"/>
             </w:pPr>
             <w:r>
               <w:t>Énfasis en los tres componentes Rust y Oliver.</w:t>
@@ -4216,7 +4272,7 @@
           </w:tcPr>
           <w:p>
             <w:pPr>
-              <w:ind w:firstLine="0"/>
+              <w:pStyle w:val="TextoTablas"/>
             </w:pPr>
             <w:r>
               <w:t>Características del servicio.</w:t>
@@ -4224,7 +4280,7 @@
           </w:p>
           <w:p>
             <w:pPr>
-              <w:ind w:firstLine="0"/>
+              <w:pStyle w:val="TextoTablas"/>
             </w:pPr>
             <w:r>
               <w:t>Entrega del servicio.</w:t>
@@ -4232,7 +4288,7 @@
           </w:p>
           <w:p>
             <w:pPr>
-              <w:ind w:firstLine="0"/>
+              <w:pStyle w:val="TextoTablas"/>
             </w:pPr>
             <w:r>
               <w:t>Ambientes de servicio.</w:t>
@@ -4247,7 +4303,7 @@
           </w:tcPr>
           <w:p>
             <w:pPr>
-              <w:ind w:firstLine="0"/>
+              <w:pStyle w:val="TextoTablas"/>
             </w:pPr>
             <w:r>
               <w:t>2001.</w:t>
@@ -4260,7 +4316,7 @@
           </w:tcPr>
           <w:p>
             <w:pPr>
-              <w:ind w:firstLine="0"/>
+              <w:pStyle w:val="TextoTablas"/>
             </w:pPr>
             <w:r>
               <w:t>Énfasis en la interacción Brady y Cronin.</w:t>
@@ -4273,7 +4329,7 @@
           </w:tcPr>
           <w:p>
             <w:pPr>
-              <w:ind w:firstLine="0"/>
+              <w:pStyle w:val="TextoTablas"/>
             </w:pPr>
             <w:r>
               <w:t>Interacción cliente</w:t>
@@ -4287,7 +4343,7 @@
           </w:p>
           <w:p>
             <w:pPr>
-              <w:ind w:firstLine="0"/>
+              <w:pStyle w:val="TextoTablas"/>
             </w:pPr>
             <w:r>
               <w:t>Ambiente de servicio.</w:t>
@@ -4295,9 +4351,10 @@
           </w:p>
           <w:p>
             <w:pPr>
-              <w:ind w:firstLine="0"/>
+              <w:pStyle w:val="TextoTablas"/>
             </w:pPr>
             <w:r>
+              <w:lastRenderedPageBreak/>
               <w:t>Resultado.</w:t>
             </w:r>
           </w:p>
@@ -4313,9 +4370,10 @@
           </w:tcPr>
           <w:p>
             <w:pPr>
-              <w:ind w:firstLine="0"/>
+              <w:pStyle w:val="TextoTablas"/>
             </w:pPr>
             <w:r>
+              <w:lastRenderedPageBreak/>
               <w:t>2012</w:t>
             </w:r>
             <w:r>
@@ -4329,7 +4387,7 @@
           </w:tcPr>
           <w:p>
             <w:pPr>
-              <w:ind w:firstLine="0"/>
+              <w:pStyle w:val="TextoTablas"/>
             </w:pPr>
             <w:r>
               <w:t>Cordero, Astudillo, Carpio,</w:t>
@@ -4351,7 +4409,7 @@
           </w:tcPr>
           <w:p>
             <w:pPr>
-              <w:ind w:firstLine="0"/>
+              <w:pStyle w:val="TextoTablas"/>
             </w:pPr>
             <w:r>
               <w:t>Solución al problema.</w:t>
@@ -4359,7 +4417,7 @@
           </w:p>
           <w:p>
             <w:pPr>
-              <w:ind w:firstLine="0"/>
+              <w:pStyle w:val="TextoTablas"/>
             </w:pPr>
             <w:r>
               <w:t>Empatía.</w:t>
@@ -4367,7 +4425,7 @@
           </w:p>
           <w:p>
             <w:pPr>
-              <w:ind w:firstLine="0"/>
+              <w:pStyle w:val="TextoTablas"/>
             </w:pPr>
             <w:r>
               <w:t>Entusiasmo.</w:t>
@@ -4382,7 +4440,7 @@
           </w:tcPr>
           <w:p>
             <w:pPr>
-              <w:ind w:firstLine="0"/>
+              <w:pStyle w:val="TextoTablas"/>
             </w:pPr>
             <w:r>
               <w:t>2019</w:t>
@@ -4398,7 +4456,7 @@
           </w:tcPr>
           <w:p>
             <w:pPr>
-              <w:ind w:firstLine="0"/>
+              <w:pStyle w:val="TextoTablas"/>
             </w:pPr>
             <w:r>
               <w:t>Ganga, Alarcón y Pedraja</w:t>
@@ -4414,7 +4472,7 @@
           </w:tcPr>
           <w:p>
             <w:pPr>
-              <w:ind w:firstLine="0"/>
+              <w:pStyle w:val="TextoTablas"/>
             </w:pPr>
             <w:r>
               <w:t>Confiabilidad.</w:t>
@@ -4422,7 +4480,7 @@
           </w:p>
           <w:p>
             <w:pPr>
-              <w:ind w:firstLine="0"/>
+              <w:pStyle w:val="TextoTablas"/>
             </w:pPr>
             <w:r>
               <w:t>Seguridad.</w:t>
@@ -4430,7 +4488,7 @@
           </w:p>
           <w:p>
             <w:pPr>
-              <w:ind w:firstLine="0"/>
+              <w:pStyle w:val="TextoTablas"/>
             </w:pPr>
             <w:r>
               <w:t>Empatía.</w:t>
@@ -4438,7 +4496,7 @@
           </w:p>
           <w:p>
             <w:pPr>
-              <w:ind w:firstLine="0"/>
+              <w:pStyle w:val="TextoTablas"/>
             </w:pPr>
             <w:r>
               <w:t>Experiencia.</w:t>
@@ -4735,39 +4793,19 @@
           <w:bCs/>
           <w:lang w:val="es-419" w:eastAsia="es-CO"/>
         </w:rPr>
-        <w:t>Short Message Service</w:t>
-      </w:r>
-      <w:r>
-        <w:rPr>
-          <w:b/>
-          <w:bCs/>
-          <w:lang w:val="es-419" w:eastAsia="es-CO"/>
-        </w:rPr>
-        <w:t>)</w:t>
-      </w:r>
-    </w:p>
-    <w:p>
-      <w:pPr>
-        <w:rPr>
-          <w:lang w:val="es-419" w:eastAsia="es-CO"/>
-        </w:rPr>
-      </w:pPr>
-      <w:r>
-        <w:rPr>
-          <w:lang w:val="es-419" w:eastAsia="es-CO"/>
-        </w:rPr>
-        <w:t>Es un canal de mensajería de texto utilizado para la comunicación con el cliente. Se emplea para enviar información breve, como la confirmación del estado de un pedido o de un servicio.</w:t>
-      </w:r>
-    </w:p>
-    <w:p>
-      <w:pPr>
+        <w:t xml:space="preserve">Short </w:t>
+      </w:r>
+      <w:proofErr w:type="spellStart"/>
+      <w:r>
         <w:rPr>
           <w:rStyle w:val="Extranjerismo"/>
           <w:b/>
           <w:bCs/>
           <w:lang w:val="es-419" w:eastAsia="es-CO"/>
         </w:rPr>
-      </w:pPr>
+        <w:t>Message</w:t>
+      </w:r>
+      <w:proofErr w:type="spellEnd"/>
       <w:r>
         <w:rPr>
           <w:rStyle w:val="Extranjerismo"/>
@@ -4775,6 +4813,46 @@
           <w:bCs/>
           <w:lang w:val="es-419" w:eastAsia="es-CO"/>
         </w:rPr>
+        <w:t xml:space="preserve"> Service</w:t>
+      </w:r>
+      <w:r>
+        <w:rPr>
+          <w:b/>
+          <w:bCs/>
+          <w:lang w:val="es-419" w:eastAsia="es-CO"/>
+        </w:rPr>
+        <w:t>)</w:t>
+      </w:r>
+    </w:p>
+    <w:p>
+      <w:pPr>
+        <w:rPr>
+          <w:lang w:val="es-419" w:eastAsia="es-CO"/>
+        </w:rPr>
+      </w:pPr>
+      <w:r>
+        <w:rPr>
+          <w:lang w:val="es-419" w:eastAsia="es-CO"/>
+        </w:rPr>
+        <w:t>Es un canal de mensajería de texto utilizado para la comunicación con el cliente. Se emplea para enviar información breve, como la confirmación del estado de un pedido o de un servicio.</w:t>
+      </w:r>
+    </w:p>
+    <w:p>
+      <w:pPr>
+        <w:rPr>
+          <w:rStyle w:val="Extranjerismo"/>
+          <w:b/>
+          <w:bCs/>
+          <w:lang w:val="es-419" w:eastAsia="es-CO"/>
+        </w:rPr>
+      </w:pPr>
+      <w:r>
+        <w:rPr>
+          <w:rStyle w:val="Extranjerismo"/>
+          <w:b/>
+          <w:bCs/>
+          <w:lang w:val="es-419" w:eastAsia="es-CO"/>
+        </w:rPr>
         <w:t>Chats online</w:t>
       </w:r>
     </w:p>
@@ -4790,6 +4868,7 @@
         </w:rPr>
         <w:t xml:space="preserve">Son cada vez más comunes y se están implementando como un canal híbrido, pues usan </w:t>
       </w:r>
+      <w:proofErr w:type="spellStart"/>
       <w:r>
         <w:rPr>
           <w:rStyle w:val="Extranjerismo"/>
@@ -4797,6 +4876,7 @@
         </w:rPr>
         <w:t>chatbots</w:t>
       </w:r>
+      <w:proofErr w:type="spellEnd"/>
       <w:r>
         <w:rPr>
           <w:lang w:val="es-419" w:eastAsia="es-CO"/>
@@ -4987,7 +5067,7 @@
           <w:noProof/>
         </w:rPr>
         <w:drawing>
-          <wp:inline distT="0" distB="0" distL="0" distR="0" wp14:anchorId="5C2CC934" wp14:editId="30C95400">
+          <wp:inline distT="0" distB="0" distL="0" distR="0" wp14:anchorId="5C2CC934" wp14:editId="2F46CF2E">
             <wp:extent cx="4680000" cy="2632499"/>
             <wp:effectExtent l="0" t="0" r="6350" b="0"/>
             <wp:docPr id="1854435317" name="Imagen 1854435317">
@@ -6698,10 +6778,10 @@
           <w:lang w:val="es-419" w:eastAsia="es-CO"/>
         </w:rPr>
         <w:drawing>
-          <wp:inline distT="0" distB="0" distL="0" distR="0" wp14:anchorId="1C8C6D44" wp14:editId="58E68ECC">
+          <wp:inline distT="0" distB="0" distL="0" distR="0" wp14:anchorId="1C8C6D44" wp14:editId="19A943EA">
             <wp:extent cx="6400078" cy="1852258"/>
             <wp:effectExtent l="0" t="0" r="1270" b="0"/>
-            <wp:docPr id="1909592125" name="Imagen 5" descr="El componente formativo Servicio y atención al cliente ofrece al aprendiz una comprensión sobre los fundamentos del servicio al cliente en entornos empresariales y digitales, abordando conceptos relacionados con la definición de cliente, los tipos de clientes y las técnicas utilizadas para brindar atención efectiva. Asimismo, se estudian los acuerdos de niveles de servicio, la evaluación del servicio y el manejo de quejas y sugerencias, elementos que permiten comprender la importancia de generar experiencias positivas para los consumidores en diferentes contextos organizacionales.&#10;El componente también desarrolla temas relacionados con la calidad y cultura de servicio, las dimensiones de la calidad del servicio y los modelos asociados a su evaluación, además, aborda los canales de servicio al cliente en redes sociales, las nuevas tendencias en la interacción digital y el proceso de atención en entornos virtuales. Finalmente, se presentan elementos de etiqueta empresarial y normativa legal relacionada con la protección de datos y el manejo ético de la información."/>
+            <wp:docPr id="1909592125" name="Imagen 5" descr="La figura describe la estructura del componente Servicio y atención al cliente. El contenido se organiza en siete temas principales: fundamentos del servicio al cliente, calidad y cultura de servicio, tipos de canales para el servicio al cliente en redes sociales, nuevas tendencias en servicio al cliente en redes sociales, proceso de servicio al cliente en redes sociales, etiqueta empresarial y normatividad legal vigente y ética en el manejo de datos. Dentro del tema Fundamentos del servicio al cliente se incluyen tres subtemas: definición de cliente, tipos de cliente y tipos y técnicas de servicio al cliente."/>
             <wp:cNvGraphicFramePr>
               <a:graphicFrameLocks xmlns:a="http://schemas.openxmlformats.org/drawingml/2006/main" noChangeAspect="1"/>
             </wp:cNvGraphicFramePr>
@@ -6709,7 +6789,7 @@
               <a:graphicData uri="http://schemas.openxmlformats.org/drawingml/2006/picture">
                 <pic:pic xmlns:pic="http://schemas.openxmlformats.org/drawingml/2006/picture">
                   <pic:nvPicPr>
-                    <pic:cNvPr id="1909592125" name="Imagen 5" descr="El componente formativo Servicio y atención al cliente ofrece al aprendiz una comprensión sobre los fundamentos del servicio al cliente en entornos empresariales y digitales, abordando conceptos relacionados con la definición de cliente, los tipos de clientes y las técnicas utilizadas para brindar atención efectiva. Asimismo, se estudian los acuerdos de niveles de servicio, la evaluación del servicio y el manejo de quejas y sugerencias, elementos que permiten comprender la importancia de generar experiencias positivas para los consumidores en diferentes contextos organizacionales.&#10;El componente también desarrolla temas relacionados con la calidad y cultura de servicio, las dimensiones de la calidad del servicio y los modelos asociados a su evaluación, además, aborda los canales de servicio al cliente en redes sociales, las nuevas tendencias en la interacción digital y el proceso de atención en entornos virtuales. Finalmente, se presentan elementos de etiqueta empresarial y normativa legal relacionada con la protección de datos y el manejo ético de la información."/>
+                    <pic:cNvPr id="1909592125" name="Imagen 5" descr="La figura describe la estructura del componente Servicio y atención al cliente. El contenido se organiza en siete temas principales: fundamentos del servicio al cliente, calidad y cultura de servicio, tipos de canales para el servicio al cliente en redes sociales, nuevas tendencias en servicio al cliente en redes sociales, proceso de servicio al cliente en redes sociales, etiqueta empresarial y normatividad legal vigente y ética en el manejo de datos. Dentro del tema Fundamentos del servicio al cliente se incluyen tres subtemas: definición de cliente, tipos de cliente y tipos y técnicas de servicio al cliente."/>
                     <pic:cNvPicPr>
                       <a:picLocks noChangeAspect="1" noChangeArrowheads="1"/>
                     </pic:cNvPicPr>
@@ -7003,7 +7083,15 @@
     </w:p>
     <w:p>
       <w:r>
-        <w:t xml:space="preserve">Asamblea Nacional Constituyente. (1991). Constitución Política de Colombia, artículo 15. SUIN-Juriscol. </w:t>
+        <w:t>Asamblea Nacional Constituyente. (1991). Constitución Política de Colombia, artículo 15. SUIN-</w:t>
+      </w:r>
+      <w:proofErr w:type="spellStart"/>
+      <w:r>
+        <w:t>Juriscol</w:t>
+      </w:r>
+      <w:proofErr w:type="spellEnd"/>
+      <w:r>
+        <w:t xml:space="preserve">. </w:t>
       </w:r>
       <w:hyperlink r:id="rId18" w:history="1">
         <w:r>
@@ -7019,7 +7107,15 @@
     </w:p>
     <w:p>
       <w:r>
-        <w:t xml:space="preserve">Congreso de Colombia. (2008, 31 de diciembre). Ley Estatutaria 1266 de 2008. Por la cual se dictan las disposiciones generales del hábeas data y se regula el manejo de la información contenida en bases de datos personales. SUIN-Juriscol. </w:t>
+        <w:t>Congreso de Colombia. (2008, 31 de diciembre). Ley Estatutaria 1266 de 2008. Por la cual se dictan las disposiciones generales del hábeas data y se regula el manejo de la información contenida en bases de datos personales. SUIN-</w:t>
+      </w:r>
+      <w:proofErr w:type="spellStart"/>
+      <w:r>
+        <w:t>Juriscol</w:t>
+      </w:r>
+      <w:proofErr w:type="spellEnd"/>
+      <w:r>
+        <w:t xml:space="preserve">. </w:t>
       </w:r>
       <w:hyperlink r:id="rId19" w:history="1">
         <w:r>
@@ -7035,7 +7131,15 @@
     </w:p>
     <w:p>
       <w:r>
-        <w:t xml:space="preserve">Congreso de Colombia. (2012, 17 de octubre). Ley 1581 de 2012. Por la cual se dictan disposiciones generales para la protección de datos personales. SUIN-Juriscol. </w:t>
+        <w:t>Congreso de Colombia. (2012, 17 de octubre). Ley 1581 de 2012. Por la cual se dictan disposiciones generales para la protección de datos personales. SUIN-</w:t>
+      </w:r>
+      <w:proofErr w:type="spellStart"/>
+      <w:r>
+        <w:t>Juriscol</w:t>
+      </w:r>
+      <w:proofErr w:type="spellEnd"/>
+      <w:r>
+        <w:t xml:space="preserve">. </w:t>
       </w:r>
       <w:hyperlink r:id="rId20" w:history="1">
         <w:r>
@@ -7051,7 +7155,15 @@
     </w:p>
     <w:p>
       <w:r>
-        <w:t xml:space="preserve">Congreso de Colombia. (2021, 29 de octubre). Ley 2157 de 2021. Por medio de la cual se modifica y adiciona la Ley Estatutaria 1266 de 2008. SUIN-Juriscol. </w:t>
+        <w:t>Congreso de Colombia. (2021, 29 de octubre). Ley 2157 de 2021. Por medio de la cual se modifica y adiciona la Ley Estatutaria 1266 de 2008. SUIN-</w:t>
+      </w:r>
+      <w:proofErr w:type="spellStart"/>
+      <w:r>
+        <w:t>Juriscol</w:t>
+      </w:r>
+      <w:proofErr w:type="spellEnd"/>
+      <w:r>
+        <w:t xml:space="preserve">. </w:t>
       </w:r>
       <w:hyperlink r:id="rId21" w:history="1">
         <w:r>
@@ -7067,7 +7179,15 @@
     </w:p>
     <w:p>
       <w:r>
-        <w:t xml:space="preserve">Congreso de Colombia. (2023, 10 de julio). Ley 2300 de 2023. Por medio de la cual se establecen medidas que protejan el derecho a la intimidad de los consumidores. SUIN-Juriscol. </w:t>
+        <w:t>Congreso de Colombia. (2023, 10 de julio). Ley 2300 de 2023. Por medio de la cual se establecen medidas que protejan el derecho a la intimidad de los consumidores. SUIN-</w:t>
+      </w:r>
+      <w:proofErr w:type="spellStart"/>
+      <w:r>
+        <w:t>Juriscol</w:t>
+      </w:r>
+      <w:proofErr w:type="spellEnd"/>
+      <w:r>
+        <w:t xml:space="preserve">. </w:t>
       </w:r>
       <w:hyperlink r:id="rId22" w:history="1">
         <w:r>
@@ -7103,7 +7223,15 @@
     <w:p>
       <w:r>
         <w:lastRenderedPageBreak/>
-        <w:t xml:space="preserve">Macone Macone, C. F. (2017). Programa para el mejoramiento de la calidad de atención al usuario en el laboratorio de la Clínica Dr. A. L. Briceño Rossi [Trabajo especial de grado, Universidad Católica Andrés Bello]. Repositorio Institucional UCAB. </w:t>
+        <w:t xml:space="preserve">Macone </w:t>
+      </w:r>
+      <w:proofErr w:type="spellStart"/>
+      <w:r>
+        <w:t>Macone</w:t>
+      </w:r>
+      <w:proofErr w:type="spellEnd"/>
+      <w:r>
+        <w:t xml:space="preserve">, C. F. (2017). Programa para el mejoramiento de la calidad de atención al usuario en el laboratorio de la Clínica Dr. A. L. Briceño Rossi [Trabajo especial de grado, Universidad Católica Andrés Bello]. Repositorio Institucional UCAB. </w:t>
       </w:r>
       <w:hyperlink r:id="rId23" w:history="1">
         <w:r>
@@ -7119,7 +7247,15 @@
     </w:p>
     <w:p>
       <w:r>
-        <w:t xml:space="preserve">Ministerio de Comercio, Industria y Turismo. (2013, 27 de junio). Decreto 1377 de 2013. Por el cual se reglamenta parcialmente la Ley 1581 de 2012 [Compilado en el Decreto 1074 de 2015]. SUIN-Juriscol. </w:t>
+        <w:t>Ministerio de Comercio, Industria y Turismo. (2013, 27 de junio). Decreto 1377 de 2013. Por el cual se reglamenta parcialmente la Ley 1581 de 2012 [Compilado en el Decreto 1074 de 2015]. SUIN-</w:t>
+      </w:r>
+      <w:proofErr w:type="spellStart"/>
+      <w:r>
+        <w:t>Juriscol</w:t>
+      </w:r>
+      <w:proofErr w:type="spellEnd"/>
+      <w:r>
+        <w:t xml:space="preserve">. </w:t>
       </w:r>
       <w:hyperlink r:id="rId24" w:history="1">
         <w:r>
@@ -7135,7 +7271,15 @@
     </w:p>
     <w:p>
       <w:r>
-        <w:t xml:space="preserve">Ministerio de Comercio, Industria y Turismo. (2015, 26 de mayo). Decreto 1074 de 2015. Por medio del cual se expide el Decreto Único Reglamentario del Sector Comercio, Industria y Turismo. SUIN-Juriscol. </w:t>
+        <w:t>Ministerio de Comercio, Industria y Turismo. (2015, 26 de mayo). Decreto 1074 de 2015. Por medio del cual se expide el Decreto Único Reglamentario del Sector Comercio, Industria y Turismo. SUIN-</w:t>
+      </w:r>
+      <w:proofErr w:type="spellStart"/>
+      <w:r>
+        <w:t>Juriscol</w:t>
+      </w:r>
+      <w:proofErr w:type="spellEnd"/>
+      <w:r>
+        <w:t xml:space="preserve">. </w:t>
       </w:r>
       <w:hyperlink r:id="rId25" w:history="1">
         <w:r>
@@ -7192,7 +7336,15 @@
     </w:p>
     <w:p>
       <w:r>
-        <w:t xml:space="preserve">Pérez Torres, V. C. (2016). Calidad total en la atención al cliente: Pautas para garantizar la excelencia en el servicio. Ideaspropias Editorial. </w:t>
+        <w:t xml:space="preserve">Pérez Torres, V. C. (2016). Calidad total en la atención al cliente: Pautas para garantizar la excelencia en el servicio. </w:t>
+      </w:r>
+      <w:proofErr w:type="spellStart"/>
+      <w:r>
+        <w:t>Ideaspropias</w:t>
+      </w:r>
+      <w:proofErr w:type="spellEnd"/>
+      <w:r>
+        <w:t xml:space="preserve"> Editorial. </w:t>
       </w:r>
     </w:p>
     <w:p>
@@ -7400,10 +7552,7 @@
               </w:rPr>
             </w:pPr>
             <w:r>
-              <w:t xml:space="preserve">Profesional 06. </w:t>
-            </w:r>
-            <w:r>
-              <w:t>Responsable del Ecosistema de Recursos Educativos Digitales (RED)</w:t>
+              <w:t>Responsable Nacional Ecosistema de Recursos Educativos Digitales (RED) - Profesional 06</w:t>
             </w:r>
           </w:p>
         </w:tc>
@@ -7423,7 +7572,10 @@
               <w:t xml:space="preserve">Centro Agroturístico </w:t>
             </w:r>
             <w:r>
-              <w:t xml:space="preserve">– </w:t>
+              <w:t>-</w:t>
+            </w:r>
+            <w:r>
+              <w:t xml:space="preserve"> </w:t>
             </w:r>
             <w:r>
               <w:t>Regional Santander</w:t>
@@ -7479,7 +7631,13 @@
               </w:rPr>
             </w:pPr>
             <w:r>
-              <w:t>Centro de Comercio y Servicios – Regional Atlántico</w:t>
+              <w:t xml:space="preserve">Centro de Comercio y Servicios </w:t>
+            </w:r>
+            <w:r>
+              <w:t>-</w:t>
+            </w:r>
+            <w:r>
+              <w:t xml:space="preserve"> Regional Atlántico</w:t>
             </w:r>
           </w:p>
         </w:tc>
@@ -7538,7 +7696,7 @@
               <w:t xml:space="preserve">Centro Industrial del Diseño y la Manufactura </w:t>
             </w:r>
             <w:r>
-              <w:t xml:space="preserve">– </w:t>
+              <w:t xml:space="preserve">- </w:t>
             </w:r>
             <w:r>
               <w:t>Regional</w:t>
@@ -7565,8 +7723,13 @@
                 <w:szCs w:val="24"/>
               </w:rPr>
             </w:pPr>
-            <w:r>
-              <w:t>Maria Camila Álvarez</w:t>
+            <w:proofErr w:type="spellStart"/>
+            <w:r>
+              <w:t>Maria</w:t>
+            </w:r>
+            <w:proofErr w:type="spellEnd"/>
+            <w:r>
+              <w:t xml:space="preserve"> Camila Álvarez</w:t>
             </w:r>
           </w:p>
         </w:tc>
@@ -7609,7 +7772,10 @@
               <w:t xml:space="preserve">Centro de Formación en Diseño, Confección y Moda </w:t>
             </w:r>
             <w:r>
-              <w:t xml:space="preserve">– </w:t>
+              <w:t>-</w:t>
+            </w:r>
+            <w:r>
+              <w:t xml:space="preserve"> </w:t>
             </w:r>
             <w:r>
               <w:t>Regional</w:t>
@@ -7707,7 +7873,14 @@
                 <w:rFonts w:cs="Calibri"/>
                 <w:szCs w:val="24"/>
               </w:rPr>
-              <w:t xml:space="preserve">– </w:t>
+              <w:t>-</w:t>
+            </w:r>
+            <w:r>
+              <w:rPr>
+                <w:rFonts w:cs="Calibri"/>
+                <w:szCs w:val="24"/>
+              </w:rPr>
+              <w:t xml:space="preserve"> </w:t>
             </w:r>
             <w:r>
               <w:rPr>
@@ -7791,7 +7964,10 @@
               <w:t xml:space="preserve">Centro Industrial del Diseño y la Manufactura </w:t>
             </w:r>
             <w:r>
-              <w:t xml:space="preserve">– </w:t>
+              <w:t>-</w:t>
+            </w:r>
+            <w:r>
+              <w:t xml:space="preserve"> </w:t>
             </w:r>
             <w:r>
               <w:t>Regional</w:t>
@@ -7816,13 +7992,9 @@
           <w:p>
             <w:pPr>
               <w:pStyle w:val="TextoTablas"/>
-              <w:rPr>
-                <w:rFonts w:cs="Calibri"/>
-                <w:szCs w:val="24"/>
-              </w:rPr>
             </w:pPr>
             <w:r>
-              <w:t>Andrés Felipe Herrera Roldan</w:t>
+              <w:t>Andrés Felipe Velandia Espitia</w:t>
             </w:r>
           </w:p>
         </w:tc>
@@ -7833,13 +8005,9 @@
           <w:p>
             <w:pPr>
               <w:pStyle w:val="TextoTablas"/>
-              <w:rPr>
-                <w:rFonts w:cs="Calibri"/>
-                <w:szCs w:val="24"/>
-              </w:rPr>
             </w:pPr>
             <w:r>
-              <w:t xml:space="preserve">Diseñador web </w:t>
+              <w:t>Revisor metodológico y pedagógico</w:t>
             </w:r>
           </w:p>
         </w:tc>
@@ -7850,13 +8018,21 @@
           <w:p>
             <w:pPr>
               <w:pStyle w:val="TextoTablas"/>
-              <w:rPr>
-                <w:rFonts w:cs="Calibri"/>
-                <w:szCs w:val="24"/>
-              </w:rPr>
             </w:pPr>
             <w:r>
-              <w:t>Centro de Comercio y Servicios – Regional Atlántico</w:t>
+              <w:t xml:space="preserve">Centro de Diseño </w:t>
+            </w:r>
+            <w:r>
+              <w:t>y</w:t>
+            </w:r>
+            <w:r>
+              <w:t xml:space="preserve"> Metrología </w:t>
+            </w:r>
+            <w:r>
+              <w:t>-</w:t>
+            </w:r>
+            <w:r>
+              <w:t xml:space="preserve"> Regional Distrito Capital</w:t>
             </w:r>
           </w:p>
         </w:tc>
@@ -7875,7 +8051,7 @@
               </w:rPr>
             </w:pPr>
             <w:r>
-              <w:t>Carlos Andrés Diaz Pinto</w:t>
+              <w:t>Andrés Felipe Herrera Roldan</w:t>
             </w:r>
           </w:p>
         </w:tc>
@@ -7892,13 +8068,7 @@
               </w:rPr>
             </w:pPr>
             <w:r>
-              <w:t xml:space="preserve">Desarrollador </w:t>
-            </w:r>
-            <w:r>
-              <w:rPr>
-                <w:rStyle w:val="Extranjerismo"/>
-              </w:rPr>
-              <w:t>full stack</w:t>
+              <w:t xml:space="preserve">Diseñador web </w:t>
             </w:r>
           </w:p>
         </w:tc>
@@ -7915,7 +8085,13 @@
               </w:rPr>
             </w:pPr>
             <w:r>
-              <w:t>Centro de Comercio y Servicios – Regional Atlántico</w:t>
+              <w:t xml:space="preserve">Centro de Comercio y Servicios </w:t>
+            </w:r>
+            <w:r>
+              <w:t>-</w:t>
+            </w:r>
+            <w:r>
+              <w:t xml:space="preserve"> Regional Atlántico</w:t>
             </w:r>
           </w:p>
         </w:tc>
@@ -7937,7 +8113,7 @@
               </w:rPr>
             </w:pPr>
             <w:r>
-              <w:t>Nelson Iván Vera Briceño</w:t>
+              <w:t>Carlos Andrés Diaz Pinto</w:t>
             </w:r>
           </w:p>
         </w:tc>
@@ -7954,7 +8130,13 @@
               </w:rPr>
             </w:pPr>
             <w:r>
-              <w:t xml:space="preserve">Animador y productor audiovisual </w:t>
+              <w:t xml:space="preserve">Desarrollador </w:t>
+            </w:r>
+            <w:r>
+              <w:rPr>
+                <w:rStyle w:val="Extranjerismo"/>
+              </w:rPr>
+              <w:t>full stack</w:t>
             </w:r>
           </w:p>
         </w:tc>
@@ -7971,7 +8153,13 @@
               </w:rPr>
             </w:pPr>
             <w:r>
-              <w:t>Centro de Comercio y Servicios – Regional Atlántico</w:t>
+              <w:t xml:space="preserve">Centro de Comercio y Servicios </w:t>
+            </w:r>
+            <w:r>
+              <w:t>-</w:t>
+            </w:r>
+            <w:r>
+              <w:t xml:space="preserve"> Regional Atlántico</w:t>
             </w:r>
           </w:p>
         </w:tc>
@@ -7990,7 +8178,7 @@
               </w:rPr>
             </w:pPr>
             <w:r>
-              <w:t>Zuleidy María Ruíz Torres</w:t>
+              <w:t>Nelson Iván Vera Briceño</w:t>
             </w:r>
           </w:p>
         </w:tc>
@@ -8007,7 +8195,7 @@
               </w:rPr>
             </w:pPr>
             <w:r>
-              <w:t>Producción audiovisual</w:t>
+              <w:t xml:space="preserve">Animador y productor audiovisual </w:t>
             </w:r>
           </w:p>
         </w:tc>
@@ -8024,28 +8212,13 @@
               </w:rPr>
             </w:pPr>
             <w:r>
-              <w:t>Centro de Comercio y Servicios</w:t>
-            </w:r>
-            <w:r>
-              <w:t xml:space="preserve"> </w:t>
-            </w:r>
-            <w:r>
-              <w:t xml:space="preserve">– </w:t>
-            </w:r>
-            <w:r>
-              <w:t>R</w:t>
-            </w:r>
-            <w:r>
-              <w:t>egiona</w:t>
-            </w:r>
-            <w:r>
-              <w:t>l</w:t>
-            </w:r>
-            <w:r>
-              <w:t xml:space="preserve"> </w:t>
-            </w:r>
-            <w:r>
-              <w:t>Tolima</w:t>
+              <w:t xml:space="preserve">Centro de Comercio y Servicios </w:t>
+            </w:r>
+            <w:r>
+              <w:t>-</w:t>
+            </w:r>
+            <w:r>
+              <w:t xml:space="preserve"> Regional Atlántico</w:t>
             </w:r>
           </w:p>
         </w:tc>
@@ -8067,7 +8240,7 @@
               </w:rPr>
             </w:pPr>
             <w:r>
-              <w:t>Wilson Andrés Arenales Cáceres</w:t>
+              <w:t>Zuleidy María Ruíz Torres</w:t>
             </w:r>
           </w:p>
         </w:tc>
@@ -8101,19 +8274,31 @@
               </w:rPr>
             </w:pPr>
             <w:r>
-              <w:t xml:space="preserve">Centro Industrial del Diseño y la Manufactura </w:t>
-            </w:r>
-            <w:r>
-              <w:t xml:space="preserve">– </w:t>
-            </w:r>
-            <w:r>
-              <w:t xml:space="preserve">Regional </w:t>
-            </w:r>
-            <w:r>
-              <w:t>S</w:t>
-            </w:r>
-            <w:r>
-              <w:t>antander</w:t>
+              <w:t>Centro de Comercio y Servicios</w:t>
+            </w:r>
+            <w:r>
+              <w:t xml:space="preserve"> </w:t>
+            </w:r>
+            <w:r>
+              <w:t>-</w:t>
+            </w:r>
+            <w:r>
+              <w:t xml:space="preserve"> </w:t>
+            </w:r>
+            <w:r>
+              <w:t>R</w:t>
+            </w:r>
+            <w:r>
+              <w:t>egiona</w:t>
+            </w:r>
+            <w:r>
+              <w:t>l</w:t>
+            </w:r>
+            <w:r>
+              <w:t xml:space="preserve"> </w:t>
+            </w:r>
+            <w:r>
+              <w:t>Tolima</w:t>
             </w:r>
           </w:p>
         </w:tc>
@@ -8133,7 +8318,7 @@
             </w:pPr>
             <w:r>
               <w:lastRenderedPageBreak/>
-              <w:t>Gilberto Junior Rodríguez Rodríguez</w:t>
+              <w:t>Wilson Andrés Arenales Cáceres</w:t>
             </w:r>
           </w:p>
         </w:tc>
@@ -8170,16 +8355,19 @@
               <w:t xml:space="preserve">Centro Industrial del Diseño y la Manufactura </w:t>
             </w:r>
             <w:r>
-              <w:t xml:space="preserve">– </w:t>
-            </w:r>
-            <w:r>
-              <w:t>Regional</w:t>
+              <w:t>-</w:t>
             </w:r>
             <w:r>
               <w:t xml:space="preserve"> </w:t>
             </w:r>
             <w:r>
-              <w:t>Santander</w:t>
+              <w:t xml:space="preserve">Regional </w:t>
+            </w:r>
+            <w:r>
+              <w:t>S</w:t>
+            </w:r>
+            <w:r>
+              <w:t>antander</w:t>
             </w:r>
           </w:p>
         </w:tc>
@@ -8201,8 +8389,13 @@
               </w:rPr>
             </w:pPr>
             <w:r>
-              <w:t>Carlos Eduardo Garavito Parada</w:t>
-            </w:r>
+              <w:t xml:space="preserve">Gilberto Junior Rodríguez </w:t>
+            </w:r>
+            <w:proofErr w:type="spellStart"/>
+            <w:r>
+              <w:t>Rodríguez</w:t>
+            </w:r>
+            <w:proofErr w:type="spellEnd"/>
           </w:p>
         </w:tc>
         <w:tc>
@@ -8238,7 +8431,10 @@
               <w:t xml:space="preserve">Centro Industrial del Diseño y la Manufactura </w:t>
             </w:r>
             <w:r>
-              <w:t xml:space="preserve">– </w:t>
+              <w:t>-</w:t>
+            </w:r>
+            <w:r>
+              <w:t xml:space="preserve"> </w:t>
             </w:r>
             <w:r>
               <w:t>Regional</w:t>
@@ -8266,7 +8462,7 @@
               </w:rPr>
             </w:pPr>
             <w:r>
-              <w:t>Luz Karime Amaya Cabra</w:t>
+              <w:t>Carlos Eduardo Garavito Parada</w:t>
             </w:r>
           </w:p>
         </w:tc>
@@ -8283,7 +8479,7 @@
               </w:rPr>
             </w:pPr>
             <w:r>
-              <w:t xml:space="preserve">Evaluador de contenidos inclusivos y accesibles </w:t>
+              <w:t>Producción audiovisual</w:t>
             </w:r>
           </w:p>
         </w:tc>
@@ -8300,7 +8496,22 @@
               </w:rPr>
             </w:pPr>
             <w:r>
-              <w:t>Centro de Comercio y Servicios – Regional Atlántico</w:t>
+              <w:t xml:space="preserve">Centro Industrial del Diseño y la Manufactura </w:t>
+            </w:r>
+            <w:r>
+              <w:t>-</w:t>
+            </w:r>
+            <w:r>
+              <w:t xml:space="preserve"> </w:t>
+            </w:r>
+            <w:r>
+              <w:t>Regional</w:t>
+            </w:r>
+            <w:r>
+              <w:t xml:space="preserve"> </w:t>
+            </w:r>
+            <w:r>
+              <w:t>Santander</w:t>
             </w:r>
           </w:p>
         </w:tc>
@@ -8322,7 +8533,7 @@
               </w:rPr>
             </w:pPr>
             <w:r>
-              <w:t>Laura Daniela Burgos Rueda</w:t>
+              <w:t>Luz Karime Amaya Cabra</w:t>
             </w:r>
           </w:p>
         </w:tc>
@@ -8356,7 +8567,13 @@
               </w:rPr>
             </w:pPr>
             <w:r>
-              <w:t>Centro de Comercio y Servicios – Regional Atlántico</w:t>
+              <w:t xml:space="preserve">Centro de Comercio y Servicios </w:t>
+            </w:r>
+            <w:r>
+              <w:t>-</w:t>
+            </w:r>
+            <w:r>
+              <w:t xml:space="preserve"> Regional Atlántico</w:t>
             </w:r>
           </w:p>
         </w:tc>
@@ -8375,7 +8592,7 @@
               </w:rPr>
             </w:pPr>
             <w:r>
-              <w:t>Jonathan Adié Villafañe</w:t>
+              <w:t>Laura Daniela Burgos Rueda</w:t>
             </w:r>
           </w:p>
         </w:tc>
@@ -8392,7 +8609,7 @@
               </w:rPr>
             </w:pPr>
             <w:r>
-              <w:t xml:space="preserve">Validador y vinculador de recursos digitales </w:t>
+              <w:t xml:space="preserve">Evaluador de contenidos inclusivos y accesibles </w:t>
             </w:r>
           </w:p>
         </w:tc>
@@ -8409,7 +8626,13 @@
               </w:rPr>
             </w:pPr>
             <w:r>
-              <w:t>Centro de Comercio y Servicios – Regional Atlántico</w:t>
+              <w:t xml:space="preserve">Centro de Comercio y Servicios </w:t>
+            </w:r>
+            <w:r>
+              <w:t>-</w:t>
+            </w:r>
+            <w:r>
+              <w:t xml:space="preserve"> Regional Atlántico</w:t>
             </w:r>
           </w:p>
         </w:tc>
@@ -8431,7 +8654,7 @@
               </w:rPr>
             </w:pPr>
             <w:r>
-              <w:t>Karine Isabel Ospino Fritz</w:t>
+              <w:t>Jonathan Adié Villafañe</w:t>
             </w:r>
           </w:p>
         </w:tc>
@@ -8465,7 +8688,72 @@
               </w:rPr>
             </w:pPr>
             <w:r>
-              <w:t>Centro de Comercio y Servicios – Regional Atlántico</w:t>
+              <w:t xml:space="preserve">Centro de Comercio y Servicios </w:t>
+            </w:r>
+            <w:r>
+              <w:t>-</w:t>
+            </w:r>
+            <w:r>
+              <w:t xml:space="preserve"> Regional Atlántico</w:t>
+            </w:r>
+          </w:p>
+        </w:tc>
+      </w:tr>
+      <w:tr>
+        <w:tc>
+          <w:tcPr>
+            <w:tcW w:w="2830" w:type="dxa"/>
+          </w:tcPr>
+          <w:p>
+            <w:pPr>
+              <w:pStyle w:val="TextoTablas"/>
+              <w:rPr>
+                <w:rFonts w:cs="Calibri"/>
+                <w:szCs w:val="24"/>
+              </w:rPr>
+            </w:pPr>
+            <w:r>
+              <w:t>Karine Isabel Ospino Fritz</w:t>
+            </w:r>
+          </w:p>
+        </w:tc>
+        <w:tc>
+          <w:tcPr>
+            <w:tcW w:w="3261" w:type="dxa"/>
+          </w:tcPr>
+          <w:p>
+            <w:pPr>
+              <w:pStyle w:val="TextoTablas"/>
+              <w:rPr>
+                <w:rFonts w:cs="Calibri"/>
+                <w:szCs w:val="24"/>
+              </w:rPr>
+            </w:pPr>
+            <w:r>
+              <w:t xml:space="preserve">Validador y vinculador de recursos digitales </w:t>
+            </w:r>
+          </w:p>
+        </w:tc>
+        <w:tc>
+          <w:tcPr>
+            <w:tcW w:w="3969" w:type="dxa"/>
+          </w:tcPr>
+          <w:p>
+            <w:pPr>
+              <w:pStyle w:val="TextoTablas"/>
+              <w:rPr>
+                <w:rFonts w:cs="Calibri"/>
+                <w:szCs w:val="24"/>
+              </w:rPr>
+            </w:pPr>
+            <w:r>
+              <w:t xml:space="preserve">Centro de Comercio y Servicios </w:t>
+            </w:r>
+            <w:r>
+              <w:t>-</w:t>
+            </w:r>
+            <w:r>
+              <w:t xml:space="preserve"> Regional Atlántico</w:t>
             </w:r>
           </w:p>
         </w:tc>
@@ -8961,7 +9249,7 @@
       <w:lvlText w:val=""/>
       <w:lvlJc w:val="left"/>
       <w:pPr>
-        <w:ind w:left="1429" w:hanging="360"/>
+        <w:ind w:left="1776" w:hanging="360"/>
       </w:pPr>
       <w:rPr>
         <w:rFonts w:ascii="Symbol" w:hAnsi="Symbol" w:hint="default"/>
@@ -8973,7 +9261,7 @@
       <w:lvlText w:val="o"/>
       <w:lvlJc w:val="left"/>
       <w:pPr>
-        <w:ind w:left="2149" w:hanging="360"/>
+        <w:ind w:left="2496" w:hanging="360"/>
       </w:pPr>
       <w:rPr>
         <w:rFonts w:ascii="Courier New" w:hAnsi="Courier New" w:cs="Courier New" w:hint="default"/>
@@ -8985,7 +9273,7 @@
       <w:lvlText w:val=""/>
       <w:lvlJc w:val="left"/>
       <w:pPr>
-        <w:ind w:left="2869" w:hanging="360"/>
+        <w:ind w:left="3216" w:hanging="360"/>
       </w:pPr>
       <w:rPr>
         <w:rFonts w:ascii="Wingdings" w:hAnsi="Wingdings" w:hint="default"/>
@@ -8997,7 +9285,7 @@
       <w:lvlText w:val=""/>
       <w:lvlJc w:val="left"/>
       <w:pPr>
-        <w:ind w:left="3589" w:hanging="360"/>
+        <w:ind w:left="3936" w:hanging="360"/>
       </w:pPr>
       <w:rPr>
         <w:rFonts w:ascii="Symbol" w:hAnsi="Symbol" w:hint="default"/>
@@ -9009,7 +9297,7 @@
       <w:lvlText w:val="o"/>
       <w:lvlJc w:val="left"/>
       <w:pPr>
-        <w:ind w:left="4309" w:hanging="360"/>
+        <w:ind w:left="4656" w:hanging="360"/>
       </w:pPr>
       <w:rPr>
         <w:rFonts w:ascii="Courier New" w:hAnsi="Courier New" w:cs="Courier New" w:hint="default"/>
@@ -9021,7 +9309,7 @@
       <w:lvlText w:val=""/>
       <w:lvlJc w:val="left"/>
       <w:pPr>
-        <w:ind w:left="5029" w:hanging="360"/>
+        <w:ind w:left="5376" w:hanging="360"/>
       </w:pPr>
       <w:rPr>
         <w:rFonts w:ascii="Wingdings" w:hAnsi="Wingdings" w:hint="default"/>
@@ -9033,7 +9321,7 @@
       <w:lvlText w:val=""/>
       <w:lvlJc w:val="left"/>
       <w:pPr>
-        <w:ind w:left="5749" w:hanging="360"/>
+        <w:ind w:left="6096" w:hanging="360"/>
       </w:pPr>
       <w:rPr>
         <w:rFonts w:ascii="Symbol" w:hAnsi="Symbol" w:hint="default"/>
@@ -9045,7 +9333,7 @@
       <w:lvlText w:val="o"/>
       <w:lvlJc w:val="left"/>
       <w:pPr>
-        <w:ind w:left="6469" w:hanging="360"/>
+        <w:ind w:left="6816" w:hanging="360"/>
       </w:pPr>
       <w:rPr>
         <w:rFonts w:ascii="Courier New" w:hAnsi="Courier New" w:cs="Courier New" w:hint="default"/>
@@ -9057,7 +9345,7 @@
       <w:lvlText w:val=""/>
       <w:lvlJc w:val="left"/>
       <w:pPr>
-        <w:ind w:left="7189" w:hanging="360"/>
+        <w:ind w:left="7536" w:hanging="360"/>
       </w:pPr>
       <w:rPr>
         <w:rFonts w:ascii="Wingdings" w:hAnsi="Wingdings" w:hint="default"/>
@@ -9074,7 +9362,7 @@
       <w:lvlText w:val=""/>
       <w:lvlJc w:val="left"/>
       <w:pPr>
-        <w:ind w:left="1429" w:hanging="360"/>
+        <w:ind w:left="1776" w:hanging="360"/>
       </w:pPr>
       <w:rPr>
         <w:rFonts w:ascii="Symbol" w:hAnsi="Symbol" w:hint="default"/>
@@ -9086,7 +9374,7 @@
       <w:lvlText w:val="o"/>
       <w:lvlJc w:val="left"/>
       <w:pPr>
-        <w:ind w:left="2149" w:hanging="360"/>
+        <w:ind w:left="2496" w:hanging="360"/>
       </w:pPr>
       <w:rPr>
         <w:rFonts w:ascii="Courier New" w:hAnsi="Courier New" w:cs="Courier New" w:hint="default"/>
@@ -9098,7 +9386,7 @@
       <w:lvlText w:val=""/>
       <w:lvlJc w:val="left"/>
       <w:pPr>
-        <w:ind w:left="2869" w:hanging="360"/>
+        <w:ind w:left="3216" w:hanging="360"/>
       </w:pPr>
       <w:rPr>
         <w:rFonts w:ascii="Wingdings" w:hAnsi="Wingdings" w:hint="default"/>
@@ -9110,7 +9398,7 @@
       <w:lvlText w:val=""/>
       <w:lvlJc w:val="left"/>
       <w:pPr>
-        <w:ind w:left="3589" w:hanging="360"/>
+        <w:ind w:left="3936" w:hanging="360"/>
       </w:pPr>
       <w:rPr>
         <w:rFonts w:ascii="Symbol" w:hAnsi="Symbol" w:hint="default"/>
@@ -9122,7 +9410,7 @@
       <w:lvlText w:val="o"/>
       <w:lvlJc w:val="left"/>
       <w:pPr>
-        <w:ind w:left="4309" w:hanging="360"/>
+        <w:ind w:left="4656" w:hanging="360"/>
       </w:pPr>
       <w:rPr>
         <w:rFonts w:ascii="Courier New" w:hAnsi="Courier New" w:cs="Courier New" w:hint="default"/>
@@ -9134,7 +9422,7 @@
       <w:lvlText w:val=""/>
       <w:lvlJc w:val="left"/>
       <w:pPr>
-        <w:ind w:left="5029" w:hanging="360"/>
+        <w:ind w:left="5376" w:hanging="360"/>
       </w:pPr>
       <w:rPr>
         <w:rFonts w:ascii="Wingdings" w:hAnsi="Wingdings" w:hint="default"/>
@@ -9146,7 +9434,7 @@
       <w:lvlText w:val=""/>
       <w:lvlJc w:val="left"/>
       <w:pPr>
-        <w:ind w:left="5749" w:hanging="360"/>
+        <w:ind w:left="6096" w:hanging="360"/>
       </w:pPr>
       <w:rPr>
         <w:rFonts w:ascii="Symbol" w:hAnsi="Symbol" w:hint="default"/>
@@ -9158,7 +9446,7 @@
       <w:lvlText w:val="o"/>
       <w:lvlJc w:val="left"/>
       <w:pPr>
-        <w:ind w:left="6469" w:hanging="360"/>
+        <w:ind w:left="6816" w:hanging="360"/>
       </w:pPr>
       <w:rPr>
         <w:rFonts w:ascii="Courier New" w:hAnsi="Courier New" w:cs="Courier New" w:hint="default"/>
@@ -9170,7 +9458,7 @@
       <w:lvlText w:val=""/>
       <w:lvlJc w:val="left"/>
       <w:pPr>
-        <w:ind w:left="7189" w:hanging="360"/>
+        <w:ind w:left="7536" w:hanging="360"/>
       </w:pPr>
       <w:rPr>
         <w:rFonts w:ascii="Wingdings" w:hAnsi="Wingdings" w:hint="default"/>
@@ -9300,7 +9588,7 @@
       <w:lvlText w:val=""/>
       <w:lvlJc w:val="left"/>
       <w:pPr>
-        <w:ind w:left="1429" w:hanging="360"/>
+        <w:ind w:left="1776" w:hanging="360"/>
       </w:pPr>
       <w:rPr>
         <w:rFonts w:ascii="Symbol" w:hAnsi="Symbol" w:hint="default"/>
@@ -9312,7 +9600,7 @@
       <w:lvlText w:val="o"/>
       <w:lvlJc w:val="left"/>
       <w:pPr>
-        <w:ind w:left="2149" w:hanging="360"/>
+        <w:ind w:left="2496" w:hanging="360"/>
       </w:pPr>
       <w:rPr>
         <w:rFonts w:ascii="Courier New" w:hAnsi="Courier New" w:cs="Courier New" w:hint="default"/>
@@ -9324,7 +9612,7 @@
       <w:lvlText w:val=""/>
       <w:lvlJc w:val="left"/>
       <w:pPr>
-        <w:ind w:left="2869" w:hanging="360"/>
+        <w:ind w:left="3216" w:hanging="360"/>
       </w:pPr>
       <w:rPr>
         <w:rFonts w:ascii="Wingdings" w:hAnsi="Wingdings" w:hint="default"/>
@@ -9336,7 +9624,7 @@
       <w:lvlText w:val=""/>
       <w:lvlJc w:val="left"/>
       <w:pPr>
-        <w:ind w:left="3589" w:hanging="360"/>
+        <w:ind w:left="3936" w:hanging="360"/>
       </w:pPr>
       <w:rPr>
         <w:rFonts w:ascii="Symbol" w:hAnsi="Symbol" w:hint="default"/>
@@ -9348,7 +9636,7 @@
       <w:lvlText w:val="o"/>
       <w:lvlJc w:val="left"/>
       <w:pPr>
-        <w:ind w:left="4309" w:hanging="360"/>
+        <w:ind w:left="4656" w:hanging="360"/>
       </w:pPr>
       <w:rPr>
         <w:rFonts w:ascii="Courier New" w:hAnsi="Courier New" w:cs="Courier New" w:hint="default"/>
@@ -9360,7 +9648,7 @@
       <w:lvlText w:val=""/>
       <w:lvlJc w:val="left"/>
       <w:pPr>
-        <w:ind w:left="5029" w:hanging="360"/>
+        <w:ind w:left="5376" w:hanging="360"/>
       </w:pPr>
       <w:rPr>
         <w:rFonts w:ascii="Wingdings" w:hAnsi="Wingdings" w:hint="default"/>
@@ -9372,7 +9660,7 @@
       <w:lvlText w:val=""/>
       <w:lvlJc w:val="left"/>
       <w:pPr>
-        <w:ind w:left="5749" w:hanging="360"/>
+        <w:ind w:left="6096" w:hanging="360"/>
       </w:pPr>
       <w:rPr>
         <w:rFonts w:ascii="Symbol" w:hAnsi="Symbol" w:hint="default"/>
@@ -9384,7 +9672,7 @@
       <w:lvlText w:val="o"/>
       <w:lvlJc w:val="left"/>
       <w:pPr>
-        <w:ind w:left="6469" w:hanging="360"/>
+        <w:ind w:left="6816" w:hanging="360"/>
       </w:pPr>
       <w:rPr>
         <w:rFonts w:ascii="Courier New" w:hAnsi="Courier New" w:cs="Courier New" w:hint="default"/>
@@ -9396,7 +9684,7 @@
       <w:lvlText w:val=""/>
       <w:lvlJc w:val="left"/>
       <w:pPr>
-        <w:ind w:left="7189" w:hanging="360"/>
+        <w:ind w:left="7536" w:hanging="360"/>
       </w:pPr>
       <w:rPr>
         <w:rFonts w:ascii="Wingdings" w:hAnsi="Wingdings" w:hint="default"/>
@@ -9819,7 +10107,7 @@
       <w:lvlText w:val=""/>
       <w:lvlJc w:val="left"/>
       <w:pPr>
-        <w:ind w:left="1429" w:hanging="360"/>
+        <w:ind w:left="1776" w:hanging="360"/>
       </w:pPr>
       <w:rPr>
         <w:rFonts w:ascii="Symbol" w:hAnsi="Symbol" w:hint="default"/>
@@ -9831,7 +10119,7 @@
       <w:lvlText w:val="o"/>
       <w:lvlJc w:val="left"/>
       <w:pPr>
-        <w:ind w:left="2149" w:hanging="360"/>
+        <w:ind w:left="2496" w:hanging="360"/>
       </w:pPr>
       <w:rPr>
         <w:rFonts w:ascii="Courier New" w:hAnsi="Courier New" w:cs="Courier New" w:hint="default"/>
@@ -9843,7 +10131,7 @@
       <w:lvlText w:val=""/>
       <w:lvlJc w:val="left"/>
       <w:pPr>
-        <w:ind w:left="2869" w:hanging="360"/>
+        <w:ind w:left="3216" w:hanging="360"/>
       </w:pPr>
       <w:rPr>
         <w:rFonts w:ascii="Wingdings" w:hAnsi="Wingdings" w:hint="default"/>
@@ -9855,7 +10143,7 @@
       <w:lvlText w:val=""/>
       <w:lvlJc w:val="left"/>
       <w:pPr>
-        <w:ind w:left="3589" w:hanging="360"/>
+        <w:ind w:left="3936" w:hanging="360"/>
       </w:pPr>
       <w:rPr>
         <w:rFonts w:ascii="Symbol" w:hAnsi="Symbol" w:hint="default"/>
@@ -9867,7 +10155,7 @@
       <w:lvlText w:val="o"/>
       <w:lvlJc w:val="left"/>
       <w:pPr>
-        <w:ind w:left="4309" w:hanging="360"/>
+        <w:ind w:left="4656" w:hanging="360"/>
       </w:pPr>
       <w:rPr>
         <w:rFonts w:ascii="Courier New" w:hAnsi="Courier New" w:cs="Courier New" w:hint="default"/>
@@ -9879,7 +10167,7 @@
       <w:lvlText w:val=""/>
       <w:lvlJc w:val="left"/>
       <w:pPr>
-        <w:ind w:left="5029" w:hanging="360"/>
+        <w:ind w:left="5376" w:hanging="360"/>
       </w:pPr>
       <w:rPr>
         <w:rFonts w:ascii="Wingdings" w:hAnsi="Wingdings" w:hint="default"/>
@@ -9891,7 +10179,7 @@
       <w:lvlText w:val=""/>
       <w:lvlJc w:val="left"/>
       <w:pPr>
-        <w:ind w:left="5749" w:hanging="360"/>
+        <w:ind w:left="6096" w:hanging="360"/>
       </w:pPr>
       <w:rPr>
         <w:rFonts w:ascii="Symbol" w:hAnsi="Symbol" w:hint="default"/>
@@ -9903,7 +10191,7 @@
       <w:lvlText w:val="o"/>
       <w:lvlJc w:val="left"/>
       <w:pPr>
-        <w:ind w:left="6469" w:hanging="360"/>
+        <w:ind w:left="6816" w:hanging="360"/>
       </w:pPr>
       <w:rPr>
         <w:rFonts w:ascii="Courier New" w:hAnsi="Courier New" w:cs="Courier New" w:hint="default"/>
@@ -9915,7 +10203,7 @@
       <w:lvlText w:val=""/>
       <w:lvlJc w:val="left"/>
       <w:pPr>
-        <w:ind w:left="7189" w:hanging="360"/>
+        <w:ind w:left="7536" w:hanging="360"/>
       </w:pPr>
       <w:rPr>
         <w:rFonts w:ascii="Wingdings" w:hAnsi="Wingdings" w:hint="default"/>
@@ -10478,7 +10766,7 @@
       <w:lvlText w:val=""/>
       <w:lvlJc w:val="left"/>
       <w:pPr>
-        <w:ind w:left="1429" w:hanging="360"/>
+        <w:ind w:left="1776" w:hanging="360"/>
       </w:pPr>
       <w:rPr>
         <w:rFonts w:ascii="Symbol" w:hAnsi="Symbol" w:hint="default"/>
@@ -10490,7 +10778,7 @@
       <w:lvlText w:val="o"/>
       <w:lvlJc w:val="left"/>
       <w:pPr>
-        <w:ind w:left="2149" w:hanging="360"/>
+        <w:ind w:left="2496" w:hanging="360"/>
       </w:pPr>
       <w:rPr>
         <w:rFonts w:ascii="Courier New" w:hAnsi="Courier New" w:cs="Courier New" w:hint="default"/>
@@ -10502,7 +10790,7 @@
       <w:lvlText w:val=""/>
       <w:lvlJc w:val="left"/>
       <w:pPr>
-        <w:ind w:left="2869" w:hanging="360"/>
+        <w:ind w:left="3216" w:hanging="360"/>
       </w:pPr>
       <w:rPr>
         <w:rFonts w:ascii="Wingdings" w:hAnsi="Wingdings" w:hint="default"/>
@@ -10514,7 +10802,7 @@
       <w:lvlText w:val=""/>
       <w:lvlJc w:val="left"/>
       <w:pPr>
-        <w:ind w:left="3589" w:hanging="360"/>
+        <w:ind w:left="3936" w:hanging="360"/>
       </w:pPr>
       <w:rPr>
         <w:rFonts w:ascii="Symbol" w:hAnsi="Symbol" w:hint="default"/>
@@ -10526,7 +10814,7 @@
       <w:lvlText w:val="o"/>
       <w:lvlJc w:val="left"/>
       <w:pPr>
-        <w:ind w:left="4309" w:hanging="360"/>
+        <w:ind w:left="4656" w:hanging="360"/>
       </w:pPr>
       <w:rPr>
         <w:rFonts w:ascii="Courier New" w:hAnsi="Courier New" w:cs="Courier New" w:hint="default"/>
@@ -10538,7 +10826,7 @@
       <w:lvlText w:val=""/>
       <w:lvlJc w:val="left"/>
       <w:pPr>
-        <w:ind w:left="5029" w:hanging="360"/>
+        <w:ind w:left="5376" w:hanging="360"/>
       </w:pPr>
       <w:rPr>
         <w:rFonts w:ascii="Wingdings" w:hAnsi="Wingdings" w:hint="default"/>
@@ -10550,7 +10838,7 @@
       <w:lvlText w:val=""/>
       <w:lvlJc w:val="left"/>
       <w:pPr>
-        <w:ind w:left="5749" w:hanging="360"/>
+        <w:ind w:left="6096" w:hanging="360"/>
       </w:pPr>
       <w:rPr>
         <w:rFonts w:ascii="Symbol" w:hAnsi="Symbol" w:hint="default"/>
@@ -10562,7 +10850,7 @@
       <w:lvlText w:val="o"/>
       <w:lvlJc w:val="left"/>
       <w:pPr>
-        <w:ind w:left="6469" w:hanging="360"/>
+        <w:ind w:left="6816" w:hanging="360"/>
       </w:pPr>
       <w:rPr>
         <w:rFonts w:ascii="Courier New" w:hAnsi="Courier New" w:cs="Courier New" w:hint="default"/>
@@ -10574,7 +10862,7 @@
       <w:lvlText w:val=""/>
       <w:lvlJc w:val="left"/>
       <w:pPr>
-        <w:ind w:left="7189" w:hanging="360"/>
+        <w:ind w:left="7536" w:hanging="360"/>
       </w:pPr>
       <w:rPr>
         <w:rFonts w:ascii="Wingdings" w:hAnsi="Wingdings" w:hint="default"/>
@@ -11121,7 +11409,7 @@
       <w:lvlText w:val=""/>
       <w:lvlJc w:val="left"/>
       <w:pPr>
-        <w:ind w:left="1429" w:hanging="360"/>
+        <w:ind w:left="1776" w:hanging="360"/>
       </w:pPr>
       <w:rPr>
         <w:rFonts w:ascii="Symbol" w:hAnsi="Symbol" w:hint="default"/>
@@ -11133,7 +11421,7 @@
       <w:lvlText w:val="o"/>
       <w:lvlJc w:val="left"/>
       <w:pPr>
-        <w:ind w:left="2149" w:hanging="360"/>
+        <w:ind w:left="2496" w:hanging="360"/>
       </w:pPr>
       <w:rPr>
         <w:rFonts w:ascii="Courier New" w:hAnsi="Courier New" w:cs="Courier New" w:hint="default"/>
@@ -11145,7 +11433,7 @@
       <w:lvlText w:val=""/>
       <w:lvlJc w:val="left"/>
       <w:pPr>
-        <w:ind w:left="2869" w:hanging="360"/>
+        <w:ind w:left="3216" w:hanging="360"/>
       </w:pPr>
       <w:rPr>
         <w:rFonts w:ascii="Wingdings" w:hAnsi="Wingdings" w:hint="default"/>
@@ -11157,7 +11445,7 @@
       <w:lvlText w:val=""/>
       <w:lvlJc w:val="left"/>
       <w:pPr>
-        <w:ind w:left="3589" w:hanging="360"/>
+        <w:ind w:left="3936" w:hanging="360"/>
       </w:pPr>
       <w:rPr>
         <w:rFonts w:ascii="Symbol" w:hAnsi="Symbol" w:hint="default"/>
@@ -11169,7 +11457,7 @@
       <w:lvlText w:val="o"/>
       <w:lvlJc w:val="left"/>
       <w:pPr>
-        <w:ind w:left="4309" w:hanging="360"/>
+        <w:ind w:left="4656" w:hanging="360"/>
       </w:pPr>
       <w:rPr>
         <w:rFonts w:ascii="Courier New" w:hAnsi="Courier New" w:cs="Courier New" w:hint="default"/>
@@ -11181,7 +11469,7 @@
       <w:lvlText w:val=""/>
       <w:lvlJc w:val="left"/>
       <w:pPr>
-        <w:ind w:left="5029" w:hanging="360"/>
+        <w:ind w:left="5376" w:hanging="360"/>
       </w:pPr>
       <w:rPr>
         <w:rFonts w:ascii="Wingdings" w:hAnsi="Wingdings" w:hint="default"/>
@@ -11193,7 +11481,7 @@
       <w:lvlText w:val=""/>
       <w:lvlJc w:val="left"/>
       <w:pPr>
-        <w:ind w:left="5749" w:hanging="360"/>
+        <w:ind w:left="6096" w:hanging="360"/>
       </w:pPr>
       <w:rPr>
         <w:rFonts w:ascii="Symbol" w:hAnsi="Symbol" w:hint="default"/>
@@ -11205,7 +11493,7 @@
       <w:lvlText w:val="o"/>
       <w:lvlJc w:val="left"/>
       <w:pPr>
-        <w:ind w:left="6469" w:hanging="360"/>
+        <w:ind w:left="6816" w:hanging="360"/>
       </w:pPr>
       <w:rPr>
         <w:rFonts w:ascii="Courier New" w:hAnsi="Courier New" w:cs="Courier New" w:hint="default"/>
@@ -11217,7 +11505,7 @@
       <w:lvlText w:val=""/>
       <w:lvlJc w:val="left"/>
       <w:pPr>
-        <w:ind w:left="7189" w:hanging="360"/>
+        <w:ind w:left="7536" w:hanging="360"/>
       </w:pPr>
       <w:rPr>
         <w:rFonts w:ascii="Wingdings" w:hAnsi="Wingdings" w:hint="default"/>
@@ -14566,12 +14854,17 @@
 </file>
 
 <file path=customXml/item1.xml><?xml version="1.0" encoding="utf-8"?>
-<b:Sources xmlns:b="http://schemas.openxmlformats.org/officeDocument/2006/bibliography" xmlns="http://schemas.openxmlformats.org/officeDocument/2006/bibliography" SelectedStyle="\APASixthEditionOfficeOnline.xsl" StyleName="APA" Version="6"/>
+<?mso-contentType ?>
+<FormTemplates xmlns="http://schemas.microsoft.com/sharepoint/v3/contenttype/forms">
+  <Display>DocumentLibraryForm</Display>
+  <Edit>DocumentLibraryForm</Edit>
+  <New>DocumentLibraryForm</New>
+</FormTemplates>
 </file>
 
 <file path=customXml/item2.xml><?xml version="1.0" encoding="utf-8"?>
-<ct:contentTypeSchema xmlns:ct="http://schemas.microsoft.com/office/2006/metadata/contentType" xmlns:ma="http://schemas.microsoft.com/office/2006/metadata/properties/metaAttributes" ct:_="" ma:_="" ma:contentTypeName="Documento" ma:contentTypeID="0x01010005252A1EF3BD024F856B47B579AB5244" ma:contentTypeVersion="11" ma:contentTypeDescription="Crear nuevo documento." ma:contentTypeScope="" ma:versionID="92b81066167b779aaeee7a3d91bad2fd">
-  <xsd:schema xmlns:xsd="http://www.w3.org/2001/XMLSchema" xmlns:xs="http://www.w3.org/2001/XMLSchema" xmlns:p="http://schemas.microsoft.com/office/2006/metadata/properties" xmlns:ns2="42760c81-fd8e-4d59-8953-7cdb9f38b14f" xmlns:ns3="67a0edcd-0de5-43ed-8c27-e32f38a00c91" targetNamespace="http://schemas.microsoft.com/office/2006/metadata/properties" ma:root="true" ma:fieldsID="83cd6766d967e870b9368cac1ade74e6" ns2:_="" ns3:_="">
+<ct:contentTypeSchema xmlns:ct="http://schemas.microsoft.com/office/2006/metadata/contentType" xmlns:ma="http://schemas.microsoft.com/office/2006/metadata/properties/metaAttributes" ct:_="" ma:_="" ma:contentTypeName="Documento" ma:contentTypeID="0x01010005252A1EF3BD024F856B47B579AB5244" ma:contentTypeVersion="12" ma:contentTypeDescription="Crear nuevo documento." ma:contentTypeScope="" ma:versionID="32d0e18b85ac20c34eab62df21c0cf58">
+  <xsd:schema xmlns:xsd="http://www.w3.org/2001/XMLSchema" xmlns:xs="http://www.w3.org/2001/XMLSchema" xmlns:p="http://schemas.microsoft.com/office/2006/metadata/properties" xmlns:ns2="42760c81-fd8e-4d59-8953-7cdb9f38b14f" xmlns:ns3="67a0edcd-0de5-43ed-8c27-e32f38a00c91" targetNamespace="http://schemas.microsoft.com/office/2006/metadata/properties" ma:root="true" ma:fieldsID="cc2c149e99f10870fd5bc3964e5386d3" ns2:_="" ns3:_="">
     <xsd:import namespace="42760c81-fd8e-4d59-8953-7cdb9f38b14f"/>
     <xsd:import namespace="67a0edcd-0de5-43ed-8c27-e32f38a00c91"/>
     <xsd:element name="properties">
@@ -14590,6 +14883,7 @@
                 <xsd:element ref="ns2:lcf76f155ced4ddcb4097134ff3c332f" minOccurs="0"/>
                 <xsd:element ref="ns3:TaxCatchAll" minOccurs="0"/>
                 <xsd:element ref="ns2:MediaServiceOCR" minOccurs="0"/>
+                <xsd:element ref="ns2:MediaServiceLocation" minOccurs="0"/>
               </xsd:all>
             </xsd:complexType>
           </xsd:element>
@@ -14647,6 +14941,11 @@
         <xsd:restriction base="dms:Note">
           <xsd:maxLength value="255"/>
         </xsd:restriction>
+      </xsd:simpleType>
+    </xsd:element>
+    <xsd:element name="MediaServiceLocation" ma:index="19" nillable="true" ma:displayName="Location" ma:description="" ma:indexed="true" ma:internalName="MediaServiceLocation" ma:readOnly="true">
+      <xsd:simpleType>
+        <xsd:restriction base="dms:Text"/>
       </xsd:simpleType>
     </xsd:element>
   </xsd:schema>
@@ -14765,12 +15064,7 @@
 </file>
 
 <file path=customXml/item3.xml><?xml version="1.0" encoding="utf-8"?>
-<?mso-contentType ?>
-<FormTemplates xmlns="http://schemas.microsoft.com/sharepoint/v3/contenttype/forms">
-  <Display>DocumentLibraryForm</Display>
-  <Edit>DocumentLibraryForm</Edit>
-  <New>DocumentLibraryForm</New>
-</FormTemplates>
+<b:Sources xmlns:b="http://schemas.openxmlformats.org/officeDocument/2006/bibliography" xmlns="http://schemas.openxmlformats.org/officeDocument/2006/bibliography" SelectedStyle="\APASixthEditionOfficeOnline.xsl" StyleName="APA" Version="6"/>
 </file>
 
 <file path=customXml/item4.xml><?xml version="1.0" encoding="utf-8"?>
@@ -14785,21 +15079,21 @@
 </file>
 
 <file path=customXml/itemProps1.xml><?xml version="1.0" encoding="utf-8"?>
-<ds:datastoreItem xmlns:ds="http://schemas.openxmlformats.org/officeDocument/2006/customXml" ds:itemID="{E8AB44A3-7C62-4BD2-82ED-8ABC209970FA}">
+<ds:datastoreItem xmlns:ds="http://schemas.openxmlformats.org/officeDocument/2006/customXml" ds:itemID="{81CBDEC1-3B00-44ED-AD36-0268077980BA}">
   <ds:schemaRefs>
-    <ds:schemaRef ds:uri="http://schemas.openxmlformats.org/officeDocument/2006/bibliography"/>
+    <ds:schemaRef ds:uri="http://schemas.microsoft.com/sharepoint/v3/contenttype/forms"/>
   </ds:schemaRefs>
 </ds:datastoreItem>
 </file>
 
 <file path=customXml/itemProps2.xml><?xml version="1.0" encoding="utf-8"?>
-<ds:datastoreItem xmlns:ds="http://schemas.openxmlformats.org/officeDocument/2006/customXml" ds:itemID="{675B637A-60ED-495D-BBA0-C2B49989DF7B}"/>
+<ds:datastoreItem xmlns:ds="http://schemas.openxmlformats.org/officeDocument/2006/customXml" ds:itemID="{A1C41BE8-D254-4BCF-A99F-25161ADFC741}"/>
 </file>
 
 <file path=customXml/itemProps3.xml><?xml version="1.0" encoding="utf-8"?>
-<ds:datastoreItem xmlns:ds="http://schemas.openxmlformats.org/officeDocument/2006/customXml" ds:itemID="{81CBDEC1-3B00-44ED-AD36-0268077980BA}">
+<ds:datastoreItem xmlns:ds="http://schemas.openxmlformats.org/officeDocument/2006/customXml" ds:itemID="{E8AB44A3-7C62-4BD2-82ED-8ABC209970FA}">
   <ds:schemaRefs>
-    <ds:schemaRef ds:uri="http://schemas.microsoft.com/sharepoint/v3/contenttype/forms"/>
+    <ds:schemaRef ds:uri="http://schemas.openxmlformats.org/officeDocument/2006/bibliography"/>
   </ds:schemaRefs>
 </ds:datastoreItem>
 </file>

--- a/fuentes/124108_CF04_DU.docx
+++ b/fuentes/124108_CF04_DU.docx
@@ -2209,7 +2209,21 @@
         <w:rPr>
           <w:lang w:val="es-419" w:eastAsia="es-CO"/>
         </w:rPr>
-        <w:t>Con lo mencionado y su experiencia en las redes sociales ¿qué otras características podría mencionar sobre el cliente?, hacer este hallazgo le permitirá conectar lo que aprendió con su reflexión. Adelante con su formación.</w:t>
+        <w:t xml:space="preserve">Con lo mencionado y su experiencia en las redes sociales ¿qué </w:t>
+      </w:r>
+      <w:proofErr w:type="gramStart"/>
+      <w:r>
+        <w:rPr>
+          <w:lang w:val="es-419" w:eastAsia="es-CO"/>
+        </w:rPr>
+        <w:t>otras características podría</w:t>
+      </w:r>
+      <w:proofErr w:type="gramEnd"/>
+      <w:r>
+        <w:rPr>
+          <w:lang w:val="es-419" w:eastAsia="es-CO"/>
+        </w:rPr>
+        <w:t xml:space="preserve"> mencionar sobre el cliente?, hacer este hallazgo le permitirá conectar lo que aprendió con su reflexión. Adelante con su formación.</w:t>
       </w:r>
     </w:p>
     <w:p>
@@ -5067,7 +5081,7 @@
           <w:noProof/>
         </w:rPr>
         <w:drawing>
-          <wp:inline distT="0" distB="0" distL="0" distR="0" wp14:anchorId="5C2CC934" wp14:editId="2F46CF2E">
+          <wp:inline distT="0" distB="0" distL="0" distR="0" wp14:anchorId="5C2CC934" wp14:editId="12AD4464">
             <wp:extent cx="4680000" cy="2632499"/>
             <wp:effectExtent l="0" t="0" r="6350" b="0"/>
             <wp:docPr id="1854435317" name="Imagen 1854435317">
@@ -5335,13 +5349,21 @@
                 <w:rFonts w:cstheme="minorHAnsi"/>
                 <w:szCs w:val="28"/>
               </w:rPr>
-              <w:t>Hoy en día se encuentra entre esos nuevos perfiles el</w:t>
-            </w:r>
+              <w:t xml:space="preserve">Hoy en día se encuentra entre esos nuevos perfiles </w:t>
+            </w:r>
+            <w:proofErr w:type="gramStart"/>
             <w:r>
               <w:rPr>
                 <w:rFonts w:cstheme="minorHAnsi"/>
                 <w:szCs w:val="28"/>
               </w:rPr>
+              <w:t>el</w:t>
+            </w:r>
+            <w:r>
+              <w:rPr>
+                <w:rFonts w:cstheme="minorHAnsi"/>
+                <w:szCs w:val="28"/>
+              </w:rPr>
               <w:t xml:space="preserve"> </w:t>
             </w:r>
             <w:r>
@@ -5350,6 +5372,7 @@
               </w:rPr>
               <w:t>social media manager</w:t>
             </w:r>
+            <w:proofErr w:type="gramEnd"/>
             <w:r>
               <w:rPr>
                 <w:rFonts w:cstheme="minorHAnsi"/>
@@ -7552,7 +7575,7 @@
               </w:rPr>
             </w:pPr>
             <w:r>
-              <w:t>Responsable Nacional Ecosistema de Recursos Educativos Digitales (RED) - Profesional 06</w:t>
+              <w:t>Profesional G06. Responsable Ecosistema Virtual de Recursos Educativos Digitales</w:t>
             </w:r>
           </w:p>
         </w:tc>
@@ -14854,15 +14877,6 @@
 </file>
 
 <file path=customXml/item1.xml><?xml version="1.0" encoding="utf-8"?>
-<?mso-contentType ?>
-<FormTemplates xmlns="http://schemas.microsoft.com/sharepoint/v3/contenttype/forms">
-  <Display>DocumentLibraryForm</Display>
-  <Edit>DocumentLibraryForm</Edit>
-  <New>DocumentLibraryForm</New>
-</FormTemplates>
-</file>
-
-<file path=customXml/item2.xml><?xml version="1.0" encoding="utf-8"?>
 <ct:contentTypeSchema xmlns:ct="http://schemas.microsoft.com/office/2006/metadata/contentType" xmlns:ma="http://schemas.microsoft.com/office/2006/metadata/properties/metaAttributes" ct:_="" ma:_="" ma:contentTypeName="Documento" ma:contentTypeID="0x01010005252A1EF3BD024F856B47B579AB5244" ma:contentTypeVersion="12" ma:contentTypeDescription="Crear nuevo documento." ma:contentTypeScope="" ma:versionID="32d0e18b85ac20c34eab62df21c0cf58">
   <xsd:schema xmlns:xsd="http://www.w3.org/2001/XMLSchema" xmlns:xs="http://www.w3.org/2001/XMLSchema" xmlns:p="http://schemas.microsoft.com/office/2006/metadata/properties" xmlns:ns2="42760c81-fd8e-4d59-8953-7cdb9f38b14f" xmlns:ns3="67a0edcd-0de5-43ed-8c27-e32f38a00c91" targetNamespace="http://schemas.microsoft.com/office/2006/metadata/properties" ma:root="true" ma:fieldsID="cc2c149e99f10870fd5bc3964e5386d3" ns2:_="" ns3:_="">
     <xsd:import namespace="42760c81-fd8e-4d59-8953-7cdb9f38b14f"/>
@@ -15063,11 +15077,16 @@
 </ct:contentTypeSchema>
 </file>
 
-<file path=customXml/item3.xml><?xml version="1.0" encoding="utf-8"?>
-<b:Sources xmlns:b="http://schemas.openxmlformats.org/officeDocument/2006/bibliography" xmlns="http://schemas.openxmlformats.org/officeDocument/2006/bibliography" SelectedStyle="\APASixthEditionOfficeOnline.xsl" StyleName="APA" Version="6"/>
+<file path=customXml/item2.xml><?xml version="1.0" encoding="utf-8"?>
+<?mso-contentType ?>
+<FormTemplates xmlns="http://schemas.microsoft.com/sharepoint/v3/contenttype/forms">
+  <Display>DocumentLibraryForm</Display>
+  <Edit>DocumentLibraryForm</Edit>
+  <New>DocumentLibraryForm</New>
+</FormTemplates>
 </file>
 
-<file path=customXml/item4.xml><?xml version="1.0" encoding="utf-8"?>
+<file path=customXml/item3.xml><?xml version="1.0" encoding="utf-8"?>
 <p:properties xmlns:p="http://schemas.microsoft.com/office/2006/metadata/properties" xmlns:xsi="http://www.w3.org/2001/XMLSchema-instance" xmlns:pc="http://schemas.microsoft.com/office/infopath/2007/PartnerControls">
   <documentManagement>
     <TaxCatchAll xmlns="67a0edcd-0de5-43ed-8c27-e32f38a00c91" xsi:nil="true"/>
@@ -15078,7 +15097,15 @@
 </p:properties>
 </file>
 
+<file path=customXml/item4.xml><?xml version="1.0" encoding="utf-8"?>
+<b:Sources xmlns:b="http://schemas.openxmlformats.org/officeDocument/2006/bibliography" xmlns="http://schemas.openxmlformats.org/officeDocument/2006/bibliography" SelectedStyle="\APASixthEditionOfficeOnline.xsl" StyleName="APA" Version="6"/>
+</file>
+
 <file path=customXml/itemProps1.xml><?xml version="1.0" encoding="utf-8"?>
+<ds:datastoreItem xmlns:ds="http://schemas.openxmlformats.org/officeDocument/2006/customXml" ds:itemID="{9FE95C90-3931-4EC6-A3B3-3DF24043E47A}"/>
+</file>
+
+<file path=customXml/itemProps2.xml><?xml version="1.0" encoding="utf-8"?>
 <ds:datastoreItem xmlns:ds="http://schemas.openxmlformats.org/officeDocument/2006/customXml" ds:itemID="{81CBDEC1-3B00-44ED-AD36-0268077980BA}">
   <ds:schemaRefs>
     <ds:schemaRef ds:uri="http://schemas.microsoft.com/sharepoint/v3/contenttype/forms"/>
@@ -15086,19 +15113,7 @@
 </ds:datastoreItem>
 </file>
 
-<file path=customXml/itemProps2.xml><?xml version="1.0" encoding="utf-8"?>
-<ds:datastoreItem xmlns:ds="http://schemas.openxmlformats.org/officeDocument/2006/customXml" ds:itemID="{A1C41BE8-D254-4BCF-A99F-25161ADFC741}"/>
-</file>
-
 <file path=customXml/itemProps3.xml><?xml version="1.0" encoding="utf-8"?>
-<ds:datastoreItem xmlns:ds="http://schemas.openxmlformats.org/officeDocument/2006/customXml" ds:itemID="{E8AB44A3-7C62-4BD2-82ED-8ABC209970FA}">
-  <ds:schemaRefs>
-    <ds:schemaRef ds:uri="http://schemas.openxmlformats.org/officeDocument/2006/bibliography"/>
-  </ds:schemaRefs>
-</ds:datastoreItem>
-</file>
-
-<file path=customXml/itemProps4.xml><?xml version="1.0" encoding="utf-8"?>
 <ds:datastoreItem xmlns:ds="http://schemas.openxmlformats.org/officeDocument/2006/customXml" ds:itemID="{1145D752-ACC1-45E1-AB53-0C756F67FC7F}">
   <ds:schemaRefs>
     <ds:schemaRef ds:uri="http://schemas.microsoft.com/office/2006/metadata/properties"/>
@@ -15107,4 +15122,12 @@
     <ds:schemaRef ds:uri="a70d3c18-0869-45a1-9f75-4b4b8f0f32be"/>
   </ds:schemaRefs>
 </ds:datastoreItem>
+</file>
+
+<file path=customXml/itemProps4.xml><?xml version="1.0" encoding="utf-8"?>
+<ds:datastoreItem xmlns:ds="http://schemas.openxmlformats.org/officeDocument/2006/customXml" ds:itemID="{E8AB44A3-7C62-4BD2-82ED-8ABC209970FA}">
+  <ds:schemaRefs>
+    <ds:schemaRef ds:uri="http://schemas.openxmlformats.org/officeDocument/2006/bibliography"/>
+  </ds:schemaRefs>
+</ds:datastoreItem>
 </file>